--- a/public/Archit_Agrawal_Resume.docx
+++ b/public/Archit_Agrawal_Resume.docx
@@ -13,7 +13,6 @@
           <w:sz w:val="42"/>
           <w:szCs w:val="42"/>
           <w:b/>
-          <w:spacing w:val="30"/>
           <w:color w:val="111111"/>
         </w:rPr>
         <w:t xml:space="preserve">ARCHIT AGRAWAL</w:t>
@@ -47,7 +46,6 @@
           <w:sz w:val="18"/>
           <w:szCs w:val="18"/>
           <w:b/>
-          <w:spacing w:val="32"/>
           <w:color w:val="111111"/>
         </w:rPr>
         <w:t xml:space="preserve">EXPERIENCE</w:t>
@@ -122,7 +120,7 @@
           <w:szCs w:val="18"/>
           <w:color w:val="111111"/>
         </w:rPr>
-        <w:t xml:space="preserve">Architected and own a 12-agent analytics platform turning any structured dataset into charts and cited answers with zero per-dataset code; TypeScript, NestJS, AWS Bedrock, Step Functions.</w:t>
+        <w:t xml:space="preserve">Architected and currently own a 12-agent analytics platform turning any structured dataset into charts and cited answers with zero per-dataset code; TypeScript, NestJS, AWS Bedrock, Step Functions.</w:t>
       </w:r>
     </w:p>
     <w:p>
@@ -188,7 +186,7 @@
           <w:szCs w:val="18"/>
           <w:color w:val="111111"/>
         </w:rPr>
-        <w:t xml:space="preserve">Designed a rules-based chart selector across 17 chart types grounded in visualization research; an LLM suggestion is used only if it scores better, so AI cannot worsen a chart.</w:t>
+        <w:t xml:space="preserve">Designed a rules-based chart selector across 17 chart types grounded in visualization research; LLM suggestions ship only when they outscore the rules, so AI cannot worsen a chart.</w:t>
       </w:r>
     </w:p>
     <w:p>
@@ -287,40 +285,40 @@
           <w:szCs w:val="18"/>
           <w:color w:val="111111"/>
         </w:rPr>
-        <w:t xml:space="preserve">Showed model choice moves F1 33x more than pipeline architecture, across models costing $5 to $89 per 100k rows, redirecting the team roadmap toward model selection.</w:t>
-      </w:r>
-    </w:p>
-    <w:p>
-      <w:pPr>
-        <w:spacing w:before="0" w:after="30" w:line="252" w:lineRule="auto"/>
-        <w:ind w:left="227" w:hanging="227"/>
-      </w:pPr>
-      <w:r>
-        <w:rPr>
-          <w:rFonts w:ascii="Arial" w:hAnsi="Arial" w:cs="Arial"/>
-          <w:sz w:val="18"/>
-          <w:szCs w:val="18"/>
-          <w:color w:val="555555"/>
-        </w:rPr>
-        <w:t xml:space="preserve">•</w:t>
-      </w:r>
-      <w:r>
-        <w:rPr>
-          <w:rFonts w:ascii="Arial" w:hAnsi="Arial" w:cs="Arial"/>
-          <w:sz w:val="18"/>
-          <w:szCs w:val="18"/>
-          <w:color w:val="111111"/>
-        </w:rPr>
-        <w:t xml:space="preserve">  </w:t>
-      </w:r>
-      <w:r>
-        <w:rPr>
-          <w:rFonts w:ascii="Arial" w:hAnsi="Arial" w:cs="Arial"/>
-          <w:sz w:val="18"/>
-          <w:szCs w:val="18"/>
-          <w:color w:val="111111"/>
-        </w:rPr>
-        <w:t xml:space="preserve">Found the team's headline accuracy of 0.637 could not be reproduced, fresh runs scoring 0.523, traced it to a hand-reviewed spreadsheet and reset the baseline.</w:t>
+        <w:t xml:space="preserve">Benchmarked models against pipeline variants, finding model choice moved F1 33x more than architecture at $5 to $89 per 100k rows; redirected the roadmap to model selection.</w:t>
+      </w:r>
+    </w:p>
+    <w:p>
+      <w:pPr>
+        <w:spacing w:before="0" w:after="30" w:line="252" w:lineRule="auto"/>
+        <w:ind w:left="227" w:hanging="227"/>
+      </w:pPr>
+      <w:r>
+        <w:rPr>
+          <w:rFonts w:ascii="Arial" w:hAnsi="Arial" w:cs="Arial"/>
+          <w:sz w:val="18"/>
+          <w:szCs w:val="18"/>
+          <w:color w:val="555555"/>
+        </w:rPr>
+        <w:t xml:space="preserve">•</w:t>
+      </w:r>
+      <w:r>
+        <w:rPr>
+          <w:rFonts w:ascii="Arial" w:hAnsi="Arial" w:cs="Arial"/>
+          <w:sz w:val="18"/>
+          <w:szCs w:val="18"/>
+          <w:color w:val="111111"/>
+        </w:rPr>
+        <w:t xml:space="preserve">  </w:t>
+      </w:r>
+      <w:r>
+        <w:rPr>
+          <w:rFonts w:ascii="Arial" w:hAnsi="Arial" w:cs="Arial"/>
+          <w:sz w:val="18"/>
+          <w:szCs w:val="18"/>
+          <w:color w:val="111111"/>
+        </w:rPr>
+        <w:t xml:space="preserve">Reproduced the team's evaluation, traced a reported 0.637 accuracy to a hand-reviewed spreadsheet, and set a validated 0.523 baseline for future experiments.</w:t>
       </w:r>
     </w:p>
     <w:p>
@@ -944,40 +942,40 @@
           <w:szCs w:val="18"/>
           <w:color w:val="111111"/>
         </w:rPr>
-        <w:t xml:space="preserve">Cut deploy time 70% and production incidents 40% by containerising the release pipeline and adding SonarQube quality gates scoped to new code.</w:t>
-      </w:r>
-    </w:p>
-    <w:p>
-      <w:pPr>
-        <w:spacing w:before="0" w:after="30" w:line="252" w:lineRule="auto"/>
-        <w:ind w:left="227" w:hanging="227"/>
-      </w:pPr>
-      <w:r>
-        <w:rPr>
-          <w:rFonts w:ascii="Arial" w:hAnsi="Arial" w:cs="Arial"/>
-          <w:sz w:val="18"/>
-          <w:szCs w:val="18"/>
-          <w:color w:val="555555"/>
-        </w:rPr>
-        <w:t xml:space="preserve">•</w:t>
-      </w:r>
-      <w:r>
-        <w:rPr>
-          <w:rFonts w:ascii="Arial" w:hAnsi="Arial" w:cs="Arial"/>
-          <w:sz w:val="18"/>
-          <w:szCs w:val="18"/>
-          <w:color w:val="111111"/>
-        </w:rPr>
-        <w:t xml:space="preserve">  </w:t>
-      </w:r>
-      <w:r>
-        <w:rPr>
-          <w:rFonts w:ascii="Arial" w:hAnsi="Arial" w:cs="Arial"/>
-          <w:sz w:val="18"/>
-          <w:szCs w:val="18"/>
-          <w:color w:val="111111"/>
-        </w:rPr>
-        <w:t xml:space="preserve">Migrated a C# and .NET monolith to Dockerised Kubernetes microservices incrementally behind the existing API, cutting infrastructure cost 20% and footprint 35%.</w:t>
+        <w:t xml:space="preserve">Cut deploy time 70% and production incidents 40% by containerizing the release pipeline and adding SonarQube quality gates scoped to new code.</w:t>
+      </w:r>
+    </w:p>
+    <w:p>
+      <w:pPr>
+        <w:spacing w:before="0" w:after="30" w:line="252" w:lineRule="auto"/>
+        <w:ind w:left="227" w:hanging="227"/>
+      </w:pPr>
+      <w:r>
+        <w:rPr>
+          <w:rFonts w:ascii="Arial" w:hAnsi="Arial" w:cs="Arial"/>
+          <w:sz w:val="18"/>
+          <w:szCs w:val="18"/>
+          <w:color w:val="555555"/>
+        </w:rPr>
+        <w:t xml:space="preserve">•</w:t>
+      </w:r>
+      <w:r>
+        <w:rPr>
+          <w:rFonts w:ascii="Arial" w:hAnsi="Arial" w:cs="Arial"/>
+          <w:sz w:val="18"/>
+          <w:szCs w:val="18"/>
+          <w:color w:val="111111"/>
+        </w:rPr>
+        <w:t xml:space="preserve">  </w:t>
+      </w:r>
+      <w:r>
+        <w:rPr>
+          <w:rFonts w:ascii="Arial" w:hAnsi="Arial" w:cs="Arial"/>
+          <w:sz w:val="18"/>
+          <w:szCs w:val="18"/>
+          <w:color w:val="111111"/>
+        </w:rPr>
+        <w:t xml:space="preserve">Migrated a C# and .NET monolith to Dockerized Kubernetes microservices incrementally behind the existing API, cutting infrastructure cost 20% and footprint 35%.</w:t>
       </w:r>
     </w:p>
     <w:p>
@@ -1065,7 +1063,6 @@
           <w:sz w:val="18"/>
           <w:szCs w:val="18"/>
           <w:b/>
-          <w:spacing w:val="32"/>
           <w:color w:val="111111"/>
         </w:rPr>
         <w:t xml:space="preserve">EDUCATION</w:t>

--- a/public/Archit_Agrawal_Resume.docx
+++ b/public/Archit_Agrawal_Resume.docx
@@ -120,205 +120,139 @@
           <w:szCs w:val="18"/>
           <w:color w:val="111111"/>
         </w:rPr>
-        <w:t xml:space="preserve">Architected and currently own a 12-agent analytics platform turning any structured dataset into charts and cited answers with zero per-dataset code; TypeScript, NestJS, AWS Bedrock, Step Functions.</w:t>
-      </w:r>
-    </w:p>
-    <w:p>
-      <w:pPr>
-        <w:spacing w:before="0" w:after="30" w:line="252" w:lineRule="auto"/>
-        <w:ind w:left="227" w:hanging="227"/>
-      </w:pPr>
-      <w:r>
-        <w:rPr>
-          <w:rFonts w:ascii="Arial" w:hAnsi="Arial" w:cs="Arial"/>
-          <w:sz w:val="18"/>
-          <w:szCs w:val="18"/>
-          <w:color w:val="555555"/>
-        </w:rPr>
-        <w:t xml:space="preserve">•</w:t>
-      </w:r>
-      <w:r>
-        <w:rPr>
-          <w:rFonts w:ascii="Arial" w:hAnsi="Arial" w:cs="Arial"/>
-          <w:sz w:val="18"/>
-          <w:szCs w:val="18"/>
-          <w:color w:val="111111"/>
-        </w:rPr>
-        <w:t xml:space="preserve">  </w:t>
-      </w:r>
-      <w:r>
-        <w:rPr>
-          <w:rFonts w:ascii="Arial" w:hAnsi="Arial" w:cs="Arial"/>
-          <w:sz w:val="18"/>
-          <w:szCs w:val="18"/>
-          <w:color w:val="111111"/>
-        </w:rPr>
-        <w:t xml:space="preserve">Built the Nuxt front end where a plain-English question returns an interactive chart with sort, filter, top-N and undo, on in-process DuckDB holding latency flat at 200x row volume.</w:t>
-      </w:r>
-    </w:p>
-    <w:p>
-      <w:pPr>
-        <w:spacing w:before="0" w:after="30" w:line="252" w:lineRule="auto"/>
-        <w:ind w:left="227" w:hanging="227"/>
-      </w:pPr>
-      <w:r>
-        <w:rPr>
-          <w:rFonts w:ascii="Arial" w:hAnsi="Arial" w:cs="Arial"/>
-          <w:sz w:val="18"/>
-          <w:szCs w:val="18"/>
-          <w:color w:val="555555"/>
-        </w:rPr>
-        <w:t xml:space="preserve">•</w:t>
-      </w:r>
-      <w:r>
-        <w:rPr>
-          <w:rFonts w:ascii="Arial" w:hAnsi="Arial" w:cs="Arial"/>
-          <w:sz w:val="18"/>
-          <w:szCs w:val="18"/>
-          <w:color w:val="111111"/>
-        </w:rPr>
-        <w:t xml:space="preserve">  </w:t>
-      </w:r>
-      <w:r>
-        <w:rPr>
-          <w:rFonts w:ascii="Arial" w:hAnsi="Arial" w:cs="Arial"/>
-          <w:sz w:val="18"/>
-          <w:szCs w:val="18"/>
-          <w:color w:val="111111"/>
-        </w:rPr>
-        <w:t xml:space="preserve">Designed a rules-based chart selector across 17 chart types grounded in visualization research; LLM suggestions ship only when they outscore the rules, so AI cannot worsen a chart.</w:t>
-      </w:r>
-    </w:p>
-    <w:p>
-      <w:pPr>
-        <w:spacing w:before="0" w:after="30" w:line="252" w:lineRule="auto"/>
-        <w:ind w:left="227" w:hanging="227"/>
-      </w:pPr>
-      <w:r>
-        <w:rPr>
-          <w:rFonts w:ascii="Arial" w:hAnsi="Arial" w:cs="Arial"/>
-          <w:sz w:val="18"/>
-          <w:szCs w:val="18"/>
-          <w:color w:val="555555"/>
-        </w:rPr>
-        <w:t xml:space="preserve">•</w:t>
-      </w:r>
-      <w:r>
-        <w:rPr>
-          <w:rFonts w:ascii="Arial" w:hAnsi="Arial" w:cs="Arial"/>
-          <w:sz w:val="18"/>
-          <w:szCs w:val="18"/>
-          <w:color w:val="111111"/>
-        </w:rPr>
-        <w:t xml:space="preserve">  </w:t>
-      </w:r>
-      <w:r>
-        <w:rPr>
-          <w:rFonts w:ascii="Arial" w:hAnsi="Arial" w:cs="Arial"/>
-          <w:sz w:val="18"/>
-          <w:szCs w:val="18"/>
-          <w:color w:val="111111"/>
-        </w:rPr>
-        <w:t xml:space="preserve">Quadrupled insight recall in automated reports, 13% to 52-59% on held-out datasets, by letting an agent pick the analyses while deterministic code computes every number.</w:t>
-      </w:r>
-    </w:p>
-    <w:p>
-      <w:pPr>
-        <w:spacing w:before="0" w:after="30" w:line="252" w:lineRule="auto"/>
-        <w:ind w:left="227" w:hanging="227"/>
-      </w:pPr>
-      <w:r>
-        <w:rPr>
-          <w:rFonts w:ascii="Arial" w:hAnsi="Arial" w:cs="Arial"/>
-          <w:sz w:val="18"/>
-          <w:szCs w:val="18"/>
-          <w:color w:val="555555"/>
-        </w:rPr>
-        <w:t xml:space="preserve">•</w:t>
-      </w:r>
-      <w:r>
-        <w:rPr>
-          <w:rFonts w:ascii="Arial" w:hAnsi="Arial" w:cs="Arial"/>
-          <w:sz w:val="18"/>
-          <w:szCs w:val="18"/>
-          <w:color w:val="111111"/>
-        </w:rPr>
-        <w:t xml:space="preserve">  </w:t>
-      </w:r>
-      <w:r>
-        <w:rPr>
-          <w:rFonts w:ascii="Arial" w:hAnsi="Arial" w:cs="Arial"/>
-          <w:sz w:val="18"/>
-          <w:szCs w:val="18"/>
-          <w:color w:val="111111"/>
-        </w:rPr>
-        <w:t xml:space="preserve">Caught a silent bug mislabeling 13% of rows before it reached institutional reports, reaching 100% join integrity with schema-constrained LLM output and citation checks.</w:t>
-      </w:r>
-    </w:p>
-    <w:p>
-      <w:pPr>
-        <w:spacing w:before="0" w:after="30" w:line="252" w:lineRule="auto"/>
-        <w:ind w:left="227" w:hanging="227"/>
-      </w:pPr>
-      <w:r>
-        <w:rPr>
-          <w:rFonts w:ascii="Arial" w:hAnsi="Arial" w:cs="Arial"/>
-          <w:sz w:val="18"/>
-          <w:szCs w:val="18"/>
-          <w:color w:val="555555"/>
-        </w:rPr>
-        <w:t xml:space="preserve">•</w:t>
-      </w:r>
-      <w:r>
-        <w:rPr>
-          <w:rFonts w:ascii="Arial" w:hAnsi="Arial" w:cs="Arial"/>
-          <w:sz w:val="18"/>
-          <w:szCs w:val="18"/>
-          <w:color w:val="111111"/>
-        </w:rPr>
-        <w:t xml:space="preserve">  </w:t>
-      </w:r>
-      <w:r>
-        <w:rPr>
-          <w:rFonts w:ascii="Arial" w:hAnsi="Arial" w:cs="Arial"/>
-          <w:sz w:val="18"/>
-          <w:szCs w:val="18"/>
-          <w:color w:val="111111"/>
-        </w:rPr>
-        <w:t xml:space="preserve">Benchmarked models against pipeline variants, finding model choice moved F1 33x more than architecture at $5 to $89 per 100k rows; redirected the roadmap to model selection.</w:t>
-      </w:r>
-    </w:p>
-    <w:p>
-      <w:pPr>
-        <w:spacing w:before="0" w:after="30" w:line="252" w:lineRule="auto"/>
-        <w:ind w:left="227" w:hanging="227"/>
-      </w:pPr>
-      <w:r>
-        <w:rPr>
-          <w:rFonts w:ascii="Arial" w:hAnsi="Arial" w:cs="Arial"/>
-          <w:sz w:val="18"/>
-          <w:szCs w:val="18"/>
-          <w:color w:val="555555"/>
-        </w:rPr>
-        <w:t xml:space="preserve">•</w:t>
-      </w:r>
-      <w:r>
-        <w:rPr>
-          <w:rFonts w:ascii="Arial" w:hAnsi="Arial" w:cs="Arial"/>
-          <w:sz w:val="18"/>
-          <w:szCs w:val="18"/>
-          <w:color w:val="111111"/>
-        </w:rPr>
-        <w:t xml:space="preserve">  </w:t>
-      </w:r>
-      <w:r>
-        <w:rPr>
-          <w:rFonts w:ascii="Arial" w:hAnsi="Arial" w:cs="Arial"/>
-          <w:sz w:val="18"/>
-          <w:szCs w:val="18"/>
-          <w:color w:val="111111"/>
-        </w:rPr>
-        <w:t xml:space="preserve">Reproduced the team's evaluation, traced a reported 0.637 accuracy to a hand-reviewed spreadsheet, and set a validated 0.523 baseline for future experiments.</w:t>
+        <w:t xml:space="preserve">Architected and currently own a 12-agent analytics platform turning any structured dataset into interactive charts and cited answers without dataset-specific code; TypeScript, NestJS, AWS Bedrock, Step Functions.</w:t>
+      </w:r>
+    </w:p>
+    <w:p>
+      <w:pPr>
+        <w:spacing w:before="0" w:after="30" w:line="252" w:lineRule="auto"/>
+        <w:ind w:left="227" w:hanging="227"/>
+      </w:pPr>
+      <w:r>
+        <w:rPr>
+          <w:rFonts w:ascii="Arial" w:hAnsi="Arial" w:cs="Arial"/>
+          <w:sz w:val="18"/>
+          <w:szCs w:val="18"/>
+          <w:color w:val="555555"/>
+        </w:rPr>
+        <w:t xml:space="preserve">•</w:t>
+      </w:r>
+      <w:r>
+        <w:rPr>
+          <w:rFonts w:ascii="Arial" w:hAnsi="Arial" w:cs="Arial"/>
+          <w:sz w:val="18"/>
+          <w:szCs w:val="18"/>
+          <w:color w:val="111111"/>
+        </w:rPr>
+        <w:t xml:space="preserve">  </w:t>
+      </w:r>
+      <w:r>
+        <w:rPr>
+          <w:rFonts w:ascii="Arial" w:hAnsi="Arial" w:cs="Arial"/>
+          <w:sz w:val="18"/>
+          <w:szCs w:val="18"/>
+          <w:color w:val="111111"/>
+        </w:rPr>
+        <w:t xml:space="preserve">Designed a deterministic chart selector across 17 chart types grounded in visualization research, accepting an LLM recommendation only when it outscores the rules-based baseline.</w:t>
+      </w:r>
+    </w:p>
+    <w:p>
+      <w:pPr>
+        <w:spacing w:before="0" w:after="30" w:line="252" w:lineRule="auto"/>
+        <w:ind w:left="227" w:hanging="227"/>
+      </w:pPr>
+      <w:r>
+        <w:rPr>
+          <w:rFonts w:ascii="Arial" w:hAnsi="Arial" w:cs="Arial"/>
+          <w:sz w:val="18"/>
+          <w:szCs w:val="18"/>
+          <w:color w:val="555555"/>
+        </w:rPr>
+        <w:t xml:space="preserve">•</w:t>
+      </w:r>
+      <w:r>
+        <w:rPr>
+          <w:rFonts w:ascii="Arial" w:hAnsi="Arial" w:cs="Arial"/>
+          <w:sz w:val="18"/>
+          <w:szCs w:val="18"/>
+          <w:color w:val="111111"/>
+        </w:rPr>
+        <w:t xml:space="preserve">  </w:t>
+      </w:r>
+      <w:r>
+        <w:rPr>
+          <w:rFonts w:ascii="Arial" w:hAnsi="Arial" w:cs="Arial"/>
+          <w:sz w:val="18"/>
+          <w:szCs w:val="18"/>
+          <w:color w:val="111111"/>
+        </w:rPr>
+        <w:t xml:space="preserve">Quadrupled insight recall in automated reports, from 13% to 52–59% on held-out datasets, by letting an agent pick the analyses while deterministic code computes every number.</w:t>
+      </w:r>
+    </w:p>
+    <w:p>
+      <w:pPr>
+        <w:spacing w:before="0" w:after="30" w:line="252" w:lineRule="auto"/>
+        <w:ind w:left="227" w:hanging="227"/>
+      </w:pPr>
+      <w:r>
+        <w:rPr>
+          <w:rFonts w:ascii="Arial" w:hAnsi="Arial" w:cs="Arial"/>
+          <w:sz w:val="18"/>
+          <w:szCs w:val="18"/>
+          <w:color w:val="555555"/>
+        </w:rPr>
+        <w:t xml:space="preserve">•</w:t>
+      </w:r>
+      <w:r>
+        <w:rPr>
+          <w:rFonts w:ascii="Arial" w:hAnsi="Arial" w:cs="Arial"/>
+          <w:sz w:val="18"/>
+          <w:szCs w:val="18"/>
+          <w:color w:val="111111"/>
+        </w:rPr>
+        <w:t xml:space="preserve">  </w:t>
+      </w:r>
+      <w:r>
+        <w:rPr>
+          <w:rFonts w:ascii="Arial" w:hAnsi="Arial" w:cs="Arial"/>
+          <w:sz w:val="18"/>
+          <w:szCs w:val="18"/>
+          <w:color w:val="111111"/>
+        </w:rPr>
+        <w:t xml:space="preserve">Stopped a silent defect mislabeling 13% of rows before it reached institutional reports, reaching 100% join integrity with schema-constrained LLM output and citation validation.</w:t>
+      </w:r>
+    </w:p>
+    <w:p>
+      <w:pPr>
+        <w:spacing w:before="0" w:after="30" w:line="252" w:lineRule="auto"/>
+        <w:ind w:left="227" w:hanging="227"/>
+      </w:pPr>
+      <w:r>
+        <w:rPr>
+          <w:rFonts w:ascii="Arial" w:hAnsi="Arial" w:cs="Arial"/>
+          <w:sz w:val="18"/>
+          <w:szCs w:val="18"/>
+          <w:color w:val="555555"/>
+        </w:rPr>
+        <w:t xml:space="preserve">•</w:t>
+      </w:r>
+      <w:r>
+        <w:rPr>
+          <w:rFonts w:ascii="Arial" w:hAnsi="Arial" w:cs="Arial"/>
+          <w:sz w:val="18"/>
+          <w:szCs w:val="18"/>
+          <w:color w:val="111111"/>
+        </w:rPr>
+        <w:t xml:space="preserve">  </w:t>
+      </w:r>
+      <w:r>
+        <w:rPr>
+          <w:rFonts w:ascii="Arial" w:hAnsi="Arial" w:cs="Arial"/>
+          <w:sz w:val="18"/>
+          <w:szCs w:val="18"/>
+          <w:color w:val="111111"/>
+        </w:rPr>
+        <w:t xml:space="preserve">Benchmarked models and pipeline variants at $5–$89 per 100k rows, finding model choice swung F1 33x more than architecture; traced a reported 0.637 accuracy to a hand-reviewed spreadsheet and set a reproducible 0.523 baseline.</w:t>
       </w:r>
     </w:p>
     <w:p>
@@ -561,7 +495,7 @@
           <w:szCs w:val="18"/>
           <w:color w:val="111111"/>
         </w:rPr>
-        <w:t xml:space="preserve">Cut transcript analysis from 4 hours to 15 minutes, 16x, with a Neo4j knowledge graph queried by schema-validated LLM-generated Cypher.</w:t>
+        <w:t xml:space="preserve">Reduced transcript-analysis time 16x, from four hours to 15 minutes, with a Neo4j knowledge graph queried by schema-validated LLM-generated Cypher.</w:t>
       </w:r>
     </w:p>
     <w:p>
@@ -732,7 +666,7 @@
           <w:szCs w:val="18"/>
           <w:color w:val="111111"/>
         </w:rPr>
-        <w:t xml:space="preserve">Showed visual fluency and physical plausibility correlate only weakly: the model ranked first on human preference ranked last on causality.</w:t>
+        <w:t xml:space="preserve">Demonstrated weak correlation between visual quality and physical plausibility: the model ranked first in human preference but last in causal consistency.</w:t>
       </w:r>
     </w:p>
     <w:p>
@@ -909,7 +843,7 @@
           <w:szCs w:val="18"/>
           <w:color w:val="111111"/>
         </w:rPr>
-        <w:t xml:space="preserve">Built a Redis-backed desk-demand forecasting service used across 300+ Fortune 500 offices including Goldman Sachs and Merck, with reported desk occupancy up 30%.</w:t>
+        <w:t xml:space="preserve">Built a Redis-backed desk-demand forecasting service used across 300+ offices at Fortune 500 companies, with reported desk occupancy up 30%.</w:t>
       </w:r>
     </w:p>
     <w:p>

--- a/public/Archit_Agrawal_Resume.docx
+++ b/public/Archit_Agrawal_Resume.docx
@@ -29,7 +29,7 @@
           <w:szCs w:val="17"/>
           <w:color w:val="111111"/>
         </w:rPr>
-        <w:t xml:space="preserve">Phoenix, AZ</w:t>
+        <w:t xml:space="preserve">San Francisco Bay Area</w:t>
       </w:r>
       <w:r>
         <w:rPr>
@@ -432,7 +432,7 @@
           <w:b/>
           <w:color w:val="111111"/>
         </w:rPr>
-        <w:t xml:space="preserve">07/2025 - 05/2026</w:t>
+        <w:t xml:space="preserve">07/2025 - 06/2026</w:t>
       </w:r>
     </w:p>
     <w:p>
@@ -1160,7 +1160,7 @@
           <w:szCs w:val="18"/>
           <w:color w:val="111111"/>
         </w:rPr>
-        <w:t xml:space="preserve">Reverse-engineered an undocumented utility portal into a read-only TypeScript MCP server with Zod-validated tool schemas, normalized meter data and typed errors an agent can act on.</w:t>
+        <w:t xml:space="preserve">Built a Python MCP server on FastMCP that logs into an undocumented utility portal and gives AI agents 7 tools and 4 analysis prompts for billing, usage, payments and outages, with a one-click setup wizard.</w:t>
       </w:r>
     </w:p>
     <w:p>

--- a/public/Archit_Agrawal_Resume.docx
+++ b/public/Archit_Agrawal_Resume.docx
@@ -239,40 +239,40 @@
           <w:szCs w:val="22"/>
           <w:color w:val="111111"/>
         </w:rPr>
-        <w:t xml:space="preserve">Own the software architecture and delivery of a survey analytics platform on AWS, spanning the web application, APIs and data-processing workflows.</w:t>
-      </w:r>
-    </w:p>
-    <w:p>
-      <w:pPr>
-        <w:spacing w:before="0" w:after="10" w:line="240" w:lineRule="auto"/>
-        <w:ind w:left="200" w:hanging="200"/>
-      </w:pPr>
-      <w:r>
-        <w:rPr>
-          <w:rFonts w:ascii="Lato" w:hAnsi="Lato" w:cs="Lato"/>
-          <w:sz w:val="22"/>
-          <w:szCs w:val="22"/>
-          <w:color w:val="111111"/>
-        </w:rPr>
-        <w:t xml:space="preserve">•</w:t>
-      </w:r>
-      <w:r>
-        <w:rPr>
-          <w:rFonts w:ascii="Lato" w:hAnsi="Lato" w:cs="Lato"/>
-          <w:sz w:val="22"/>
-          <w:szCs w:val="22"/>
-          <w:color w:val="111111"/>
-        </w:rPr>
-        <w:t xml:space="preserve">  </w:t>
-      </w:r>
-      <w:r>
-        <w:rPr>
-          <w:rFonts w:ascii="Lato" w:hAnsi="Lato" w:cs="Lato"/>
-          <w:sz w:val="22"/>
-          <w:szCs w:val="22"/>
-          <w:color w:val="111111"/>
-        </w:rPr>
-        <w:t xml:space="preserve">Built a survey analytics application with a Nuxt frontend and NestJS backend, sharing TypeScript contracts across 70 API routes.</w:t>
+        <w:t xml:space="preserve">Own the software architecture and delivery of an AWS analytics platform for any structured dataset, spanning the web application, APIs and data pipelines.</w:t>
+      </w:r>
+    </w:p>
+    <w:p>
+      <w:pPr>
+        <w:spacing w:before="0" w:after="10" w:line="240" w:lineRule="auto"/>
+        <w:ind w:left="200" w:hanging="200"/>
+      </w:pPr>
+      <w:r>
+        <w:rPr>
+          <w:rFonts w:ascii="Lato" w:hAnsi="Lato" w:cs="Lato"/>
+          <w:sz w:val="22"/>
+          <w:szCs w:val="22"/>
+          <w:color w:val="111111"/>
+        </w:rPr>
+        <w:t xml:space="preserve">•</w:t>
+      </w:r>
+      <w:r>
+        <w:rPr>
+          <w:rFonts w:ascii="Lato" w:hAnsi="Lato" w:cs="Lato"/>
+          <w:sz w:val="22"/>
+          <w:szCs w:val="22"/>
+          <w:color w:val="111111"/>
+        </w:rPr>
+        <w:t xml:space="preserve">  </w:t>
+      </w:r>
+      <w:r>
+        <w:rPr>
+          <w:rFonts w:ascii="Lato" w:hAnsi="Lato" w:cs="Lato"/>
+          <w:sz w:val="22"/>
+          <w:szCs w:val="22"/>
+          <w:color w:val="111111"/>
+        </w:rPr>
+        <w:t xml:space="preserve">Built the platform's web application with a Nuxt frontend and NestJS backend, sharing TypeScript contracts across 70 API routes.</w:t>
       </w:r>
     </w:p>
     <w:p>
@@ -845,7 +845,7 @@
           <w:i/>
           <w:color w:val="111111"/>
         </w:rPr>
-        <w:t xml:space="preserve">Software Engineer | Intern Jan–Jun 2022; engineer Jun 2022–Jul 2023</w:t>
+        <w:t xml:space="preserve">Software Engineer</w:t>
       </w:r>
       <w:r>
         <w:tab/>

--- a/public/Archit_Agrawal_Resume.docx
+++ b/public/Archit_Agrawal_Resume.docx
@@ -10,8 +10,8 @@
       <w:r>
         <w:rPr>
           <w:rFonts w:ascii="Lato" w:hAnsi="Lato" w:cs="Lato"/>
-          <w:sz w:val="30"/>
-          <w:szCs w:val="30"/>
+          <w:sz w:val="36"/>
+          <w:szCs w:val="36"/>
           <w:color w:val="111111"/>
         </w:rPr>
         <w:t xml:space="preserve">ARCHIT AGRAWAL</w:t>
@@ -132,26 +132,7 @@
         <w:pBdr>
           <w:bottom w:val="single" w:sz="4" w:space="1" w:color="999999"/>
         </w:pBdr>
-        <w:spacing w:before="140" w:after="40" w:line="240" w:lineRule="auto"/>
-      </w:pPr>
-      <w:r>
-        <w:rPr>
-          <w:rFonts w:ascii="Lato" w:hAnsi="Lato" w:cs="Lato"/>
-          <w:sz w:val="23"/>
-          <w:szCs w:val="23"/>
-          <w:b/>
-          <w:color w:val="111111"/>
-        </w:rPr>
-        <w:t xml:space="preserve">PROFESSIONAL EXPERIENCE</w:t>
-      </w:r>
-    </w:p>
-    <w:p>
-      <w:pPr>
-        <w:keepNext/>
-        <w:tabs>
-          <w:tab w:val="right" w:pos="10656"/>
-        </w:tabs>
-        <w:spacing w:before="80" w:after="0" w:line="240" w:lineRule="auto"/>
+        <w:spacing w:before="120" w:after="40" w:line="240" w:lineRule="auto"/>
       </w:pPr>
       <w:r>
         <w:rPr>
@@ -161,6 +142,25 @@
           <w:b/>
           <w:color w:val="111111"/>
         </w:rPr>
+        <w:t xml:space="preserve">PROFESSIONAL EXPERIENCE</w:t>
+      </w:r>
+    </w:p>
+    <w:p>
+      <w:pPr>
+        <w:keepNext/>
+        <w:tabs>
+          <w:tab w:val="right" w:pos="10656"/>
+        </w:tabs>
+        <w:spacing w:before="60" w:after="0" w:line="248" w:lineRule="exact"/>
+      </w:pPr>
+      <w:r>
+        <w:rPr>
+          <w:rFonts w:ascii="Lato" w:hAnsi="Lato" w:cs="Lato"/>
+          <w:sz w:val="21"/>
+          <w:szCs w:val="21"/>
+          <w:b/>
+          <w:color w:val="111111"/>
+        </w:rPr>
         <w:t xml:space="preserve">EdPlus, Arizona State University</w:t>
       </w:r>
       <w:r>
@@ -169,8 +169,8 @@
       <w:r>
         <w:rPr>
           <w:rFonts w:ascii="Lato" w:hAnsi="Lato" w:cs="Lato"/>
-          <w:sz w:val="22"/>
-          <w:szCs w:val="22"/>
+          <w:sz w:val="21"/>
+          <w:szCs w:val="21"/>
           <w:b/>
           <w:color w:val="111111"/>
         </w:rPr>
@@ -183,13 +183,13 @@
         <w:tabs>
           <w:tab w:val="right" w:pos="10656"/>
         </w:tabs>
-        <w:spacing w:before="0" w:after="10" w:line="240" w:lineRule="auto"/>
-      </w:pPr>
-      <w:r>
-        <w:rPr>
-          <w:rFonts w:ascii="Lato" w:hAnsi="Lato" w:cs="Lato"/>
-          <w:sz w:val="22"/>
-          <w:szCs w:val="22"/>
+        <w:spacing w:before="0" w:after="10" w:line="248" w:lineRule="exact"/>
+      </w:pPr>
+      <w:r>
+        <w:rPr>
+          <w:rFonts w:ascii="Lato" w:hAnsi="Lato" w:cs="Lato"/>
+          <w:sz w:val="21"/>
+          <w:szCs w:val="21"/>
           <w:i/>
           <w:color w:val="111111"/>
         </w:rPr>
@@ -201,8 +201,8 @@
       <w:r>
         <w:rPr>
           <w:rFonts w:ascii="Lato" w:hAnsi="Lato" w:cs="Lato"/>
-          <w:sz w:val="22"/>
-          <w:szCs w:val="22"/>
+          <w:sz w:val="21"/>
+          <w:szCs w:val="21"/>
           <w:i/>
           <w:color w:val="111111"/>
         </w:rPr>
@@ -211,32 +211,32 @@
     </w:p>
     <w:p>
       <w:pPr>
-        <w:spacing w:before="0" w:after="10" w:line="240" w:lineRule="auto"/>
-        <w:ind w:left="200" w:hanging="200"/>
-      </w:pPr>
-      <w:r>
-        <w:rPr>
-          <w:rFonts w:ascii="Lato" w:hAnsi="Lato" w:cs="Lato"/>
-          <w:sz w:val="22"/>
-          <w:szCs w:val="22"/>
-          <w:color w:val="111111"/>
-        </w:rPr>
-        <w:t xml:space="preserve">•</w:t>
-      </w:r>
-      <w:r>
-        <w:rPr>
-          <w:rFonts w:ascii="Lato" w:hAnsi="Lato" w:cs="Lato"/>
-          <w:sz w:val="22"/>
-          <w:szCs w:val="22"/>
-          <w:color w:val="111111"/>
-        </w:rPr>
-        <w:t xml:space="preserve">  </w:t>
-      </w:r>
-      <w:r>
-        <w:rPr>
-          <w:rFonts w:ascii="Lato" w:hAnsi="Lato" w:cs="Lato"/>
-          <w:sz w:val="22"/>
-          <w:szCs w:val="22"/>
+        <w:spacing w:before="0" w:after="10" w:line="248" w:lineRule="exact"/>
+        <w:ind w:left="200" w:hanging="200"/>
+      </w:pPr>
+      <w:r>
+        <w:rPr>
+          <w:rFonts w:ascii="Lato" w:hAnsi="Lato" w:cs="Lato"/>
+          <w:sz w:val="21"/>
+          <w:szCs w:val="21"/>
+          <w:color w:val="111111"/>
+        </w:rPr>
+        <w:t xml:space="preserve">•</w:t>
+      </w:r>
+      <w:r>
+        <w:rPr>
+          <w:rFonts w:ascii="Lato" w:hAnsi="Lato" w:cs="Lato"/>
+          <w:sz w:val="21"/>
+          <w:szCs w:val="21"/>
+          <w:color w:val="111111"/>
+        </w:rPr>
+        <w:t xml:space="preserve">  </w:t>
+      </w:r>
+      <w:r>
+        <w:rPr>
+          <w:rFonts w:ascii="Lato" w:hAnsi="Lato" w:cs="Lato"/>
+          <w:sz w:val="21"/>
+          <w:szCs w:val="21"/>
           <w:color w:val="111111"/>
         </w:rPr>
         <w:t xml:space="preserve">Own the software architecture and delivery of an AWS analytics platform for any structured dataset, spanning the web application, APIs and data pipelines.</w:t>
@@ -244,32 +244,32 @@
     </w:p>
     <w:p>
       <w:pPr>
-        <w:spacing w:before="0" w:after="10" w:line="240" w:lineRule="auto"/>
-        <w:ind w:left="200" w:hanging="200"/>
-      </w:pPr>
-      <w:r>
-        <w:rPr>
-          <w:rFonts w:ascii="Lato" w:hAnsi="Lato" w:cs="Lato"/>
-          <w:sz w:val="22"/>
-          <w:szCs w:val="22"/>
-          <w:color w:val="111111"/>
-        </w:rPr>
-        <w:t xml:space="preserve">•</w:t>
-      </w:r>
-      <w:r>
-        <w:rPr>
-          <w:rFonts w:ascii="Lato" w:hAnsi="Lato" w:cs="Lato"/>
-          <w:sz w:val="22"/>
-          <w:szCs w:val="22"/>
-          <w:color w:val="111111"/>
-        </w:rPr>
-        <w:t xml:space="preserve">  </w:t>
-      </w:r>
-      <w:r>
-        <w:rPr>
-          <w:rFonts w:ascii="Lato" w:hAnsi="Lato" w:cs="Lato"/>
-          <w:sz w:val="22"/>
-          <w:szCs w:val="22"/>
+        <w:spacing w:before="0" w:after="10" w:line="248" w:lineRule="exact"/>
+        <w:ind w:left="200" w:hanging="200"/>
+      </w:pPr>
+      <w:r>
+        <w:rPr>
+          <w:rFonts w:ascii="Lato" w:hAnsi="Lato" w:cs="Lato"/>
+          <w:sz w:val="21"/>
+          <w:szCs w:val="21"/>
+          <w:color w:val="111111"/>
+        </w:rPr>
+        <w:t xml:space="preserve">•</w:t>
+      </w:r>
+      <w:r>
+        <w:rPr>
+          <w:rFonts w:ascii="Lato" w:hAnsi="Lato" w:cs="Lato"/>
+          <w:sz w:val="21"/>
+          <w:szCs w:val="21"/>
+          <w:color w:val="111111"/>
+        </w:rPr>
+        <w:t xml:space="preserve">  </w:t>
+      </w:r>
+      <w:r>
+        <w:rPr>
+          <w:rFonts w:ascii="Lato" w:hAnsi="Lato" w:cs="Lato"/>
+          <w:sz w:val="21"/>
+          <w:szCs w:val="21"/>
           <w:color w:val="111111"/>
         </w:rPr>
         <w:t xml:space="preserve">Built the platform's web application with a Nuxt frontend and NestJS backend, sharing TypeScript contracts across 70 API routes.</w:t>
@@ -277,32 +277,32 @@
     </w:p>
     <w:p>
       <w:pPr>
-        <w:spacing w:before="0" w:after="10" w:line="240" w:lineRule="auto"/>
-        <w:ind w:left="200" w:hanging="200"/>
-      </w:pPr>
-      <w:r>
-        <w:rPr>
-          <w:rFonts w:ascii="Lato" w:hAnsi="Lato" w:cs="Lato"/>
-          <w:sz w:val="22"/>
-          <w:szCs w:val="22"/>
-          <w:color w:val="111111"/>
-        </w:rPr>
-        <w:t xml:space="preserve">•</w:t>
-      </w:r>
-      <w:r>
-        <w:rPr>
-          <w:rFonts w:ascii="Lato" w:hAnsi="Lato" w:cs="Lato"/>
-          <w:sz w:val="22"/>
-          <w:szCs w:val="22"/>
-          <w:color w:val="111111"/>
-        </w:rPr>
-        <w:t xml:space="preserve">  </w:t>
-      </w:r>
-      <w:r>
-        <w:rPr>
-          <w:rFonts w:ascii="Lato" w:hAnsi="Lato" w:cs="Lato"/>
-          <w:sz w:val="22"/>
-          <w:szCs w:val="22"/>
+        <w:spacing w:before="0" w:after="10" w:line="248" w:lineRule="exact"/>
+        <w:ind w:left="200" w:hanging="200"/>
+      </w:pPr>
+      <w:r>
+        <w:rPr>
+          <w:rFonts w:ascii="Lato" w:hAnsi="Lato" w:cs="Lato"/>
+          <w:sz w:val="21"/>
+          <w:szCs w:val="21"/>
+          <w:color w:val="111111"/>
+        </w:rPr>
+        <w:t xml:space="preserve">•</w:t>
+      </w:r>
+      <w:r>
+        <w:rPr>
+          <w:rFonts w:ascii="Lato" w:hAnsi="Lato" w:cs="Lato"/>
+          <w:sz w:val="21"/>
+          <w:szCs w:val="21"/>
+          <w:color w:val="111111"/>
+        </w:rPr>
+        <w:t xml:space="preserve">  </w:t>
+      </w:r>
+      <w:r>
+        <w:rPr>
+          <w:rFonts w:ascii="Lato" w:hAnsi="Lato" w:cs="Lato"/>
+          <w:sz w:val="21"/>
+          <w:szCs w:val="21"/>
           <w:color w:val="111111"/>
         </w:rPr>
         <w:t xml:space="preserve">Reduced AWS pipeline runtime from 500 to 85 seconds by replacing two managed-agent stages with direct tool calls.</w:t>
@@ -310,32 +310,32 @@
     </w:p>
     <w:p>
       <w:pPr>
-        <w:spacing w:before="0" w:after="10" w:line="240" w:lineRule="auto"/>
-        <w:ind w:left="200" w:hanging="200"/>
-      </w:pPr>
-      <w:r>
-        <w:rPr>
-          <w:rFonts w:ascii="Lato" w:hAnsi="Lato" w:cs="Lato"/>
-          <w:sz w:val="22"/>
-          <w:szCs w:val="22"/>
-          <w:color w:val="111111"/>
-        </w:rPr>
-        <w:t xml:space="preserve">•</w:t>
-      </w:r>
-      <w:r>
-        <w:rPr>
-          <w:rFonts w:ascii="Lato" w:hAnsi="Lato" w:cs="Lato"/>
-          <w:sz w:val="22"/>
-          <w:szCs w:val="22"/>
-          <w:color w:val="111111"/>
-        </w:rPr>
-        <w:t xml:space="preserve">  </w:t>
-      </w:r>
-      <w:r>
-        <w:rPr>
-          <w:rFonts w:ascii="Lato" w:hAnsi="Lato" w:cs="Lato"/>
-          <w:sz w:val="22"/>
-          <w:szCs w:val="22"/>
+        <w:spacing w:before="0" w:after="10" w:line="248" w:lineRule="exact"/>
+        <w:ind w:left="200" w:hanging="200"/>
+      </w:pPr>
+      <w:r>
+        <w:rPr>
+          <w:rFonts w:ascii="Lato" w:hAnsi="Lato" w:cs="Lato"/>
+          <w:sz w:val="21"/>
+          <w:szCs w:val="21"/>
+          <w:color w:val="111111"/>
+        </w:rPr>
+        <w:t xml:space="preserve">•</w:t>
+      </w:r>
+      <w:r>
+        <w:rPr>
+          <w:rFonts w:ascii="Lato" w:hAnsi="Lato" w:cs="Lato"/>
+          <w:sz w:val="21"/>
+          <w:szCs w:val="21"/>
+          <w:color w:val="111111"/>
+        </w:rPr>
+        <w:t xml:space="preserve">  </w:t>
+      </w:r>
+      <w:r>
+        <w:rPr>
+          <w:rFonts w:ascii="Lato" w:hAnsi="Lato" w:cs="Lato"/>
+          <w:sz w:val="21"/>
+          <w:szCs w:val="21"/>
           <w:color w:val="111111"/>
         </w:rPr>
         <w:t xml:space="preserve">Parallelized data labeling across 64 AWS Step Functions lanes, with a failure circuit breaker to detect incomplete runs.</w:t>
@@ -347,13 +347,13 @@
         <w:tabs>
           <w:tab w:val="right" w:pos="10656"/>
         </w:tabs>
-        <w:spacing w:before="80" w:after="0" w:line="240" w:lineRule="auto"/>
-      </w:pPr>
-      <w:r>
-        <w:rPr>
-          <w:rFonts w:ascii="Lato" w:hAnsi="Lato" w:cs="Lato"/>
-          <w:sz w:val="22"/>
-          <w:szCs w:val="22"/>
+        <w:spacing w:before="60" w:after="0" w:line="248" w:lineRule="exact"/>
+      </w:pPr>
+      <w:r>
+        <w:rPr>
+          <w:rFonts w:ascii="Lato" w:hAnsi="Lato" w:cs="Lato"/>
+          <w:sz w:val="21"/>
+          <w:szCs w:val="21"/>
           <w:b/>
           <w:color w:val="111111"/>
         </w:rPr>
@@ -365,8 +365,8 @@
       <w:r>
         <w:rPr>
           <w:rFonts w:ascii="Lato" w:hAnsi="Lato" w:cs="Lato"/>
-          <w:sz w:val="22"/>
-          <w:szCs w:val="22"/>
+          <w:sz w:val="21"/>
+          <w:szCs w:val="21"/>
           <w:b/>
           <w:color w:val="111111"/>
         </w:rPr>
@@ -379,13 +379,13 @@
         <w:tabs>
           <w:tab w:val="right" w:pos="10656"/>
         </w:tabs>
-        <w:spacing w:before="0" w:after="10" w:line="240" w:lineRule="auto"/>
-      </w:pPr>
-      <w:r>
-        <w:rPr>
-          <w:rFonts w:ascii="Lato" w:hAnsi="Lato" w:cs="Lato"/>
-          <w:sz w:val="22"/>
-          <w:szCs w:val="22"/>
+        <w:spacing w:before="0" w:after="10" w:line="248" w:lineRule="exact"/>
+      </w:pPr>
+      <w:r>
+        <w:rPr>
+          <w:rFonts w:ascii="Lato" w:hAnsi="Lato" w:cs="Lato"/>
+          <w:sz w:val="21"/>
+          <w:szCs w:val="21"/>
           <w:i/>
           <w:color w:val="111111"/>
         </w:rPr>
@@ -397,8 +397,8 @@
       <w:r>
         <w:rPr>
           <w:rFonts w:ascii="Lato" w:hAnsi="Lato" w:cs="Lato"/>
-          <w:sz w:val="22"/>
-          <w:szCs w:val="22"/>
+          <w:sz w:val="21"/>
+          <w:szCs w:val="21"/>
           <w:i/>
           <w:color w:val="111111"/>
         </w:rPr>
@@ -407,32 +407,32 @@
     </w:p>
     <w:p>
       <w:pPr>
-        <w:spacing w:before="0" w:after="10" w:line="240" w:lineRule="auto"/>
-        <w:ind w:left="200" w:hanging="200"/>
-      </w:pPr>
-      <w:r>
-        <w:rPr>
-          <w:rFonts w:ascii="Lato" w:hAnsi="Lato" w:cs="Lato"/>
-          <w:sz w:val="22"/>
-          <w:szCs w:val="22"/>
-          <w:color w:val="111111"/>
-        </w:rPr>
-        <w:t xml:space="preserve">•</w:t>
-      </w:r>
-      <w:r>
-        <w:rPr>
-          <w:rFonts w:ascii="Lato" w:hAnsi="Lato" w:cs="Lato"/>
-          <w:sz w:val="22"/>
-          <w:szCs w:val="22"/>
-          <w:color w:val="111111"/>
-        </w:rPr>
-        <w:t xml:space="preserve">  </w:t>
-      </w:r>
-      <w:r>
-        <w:rPr>
-          <w:rFonts w:ascii="Lato" w:hAnsi="Lato" w:cs="Lato"/>
-          <w:sz w:val="22"/>
-          <w:szCs w:val="22"/>
+        <w:spacing w:before="0" w:after="10" w:line="248" w:lineRule="exact"/>
+        <w:ind w:left="200" w:hanging="200"/>
+      </w:pPr>
+      <w:r>
+        <w:rPr>
+          <w:rFonts w:ascii="Lato" w:hAnsi="Lato" w:cs="Lato"/>
+          <w:sz w:val="21"/>
+          <w:szCs w:val="21"/>
+          <w:color w:val="111111"/>
+        </w:rPr>
+        <w:t xml:space="preserve">•</w:t>
+      </w:r>
+      <w:r>
+        <w:rPr>
+          <w:rFonts w:ascii="Lato" w:hAnsi="Lato" w:cs="Lato"/>
+          <w:sz w:val="21"/>
+          <w:szCs w:val="21"/>
+          <w:color w:val="111111"/>
+        </w:rPr>
+        <w:t xml:space="preserve">  </w:t>
+      </w:r>
+      <w:r>
+        <w:rPr>
+          <w:rFonts w:ascii="Lato" w:hAnsi="Lato" w:cs="Lato"/>
+          <w:sz w:val="21"/>
+          <w:szCs w:val="21"/>
           <w:color w:val="111111"/>
         </w:rPr>
         <w:t xml:space="preserve">Built FastAPI and Algolia search with sub-50 ms latency, real-time Firestore synchronization, 200+ pytest tests and Logfire tracing.</w:t>
@@ -440,32 +440,32 @@
     </w:p>
     <w:p>
       <w:pPr>
-        <w:spacing w:before="0" w:after="10" w:line="240" w:lineRule="auto"/>
-        <w:ind w:left="200" w:hanging="200"/>
-      </w:pPr>
-      <w:r>
-        <w:rPr>
-          <w:rFonts w:ascii="Lato" w:hAnsi="Lato" w:cs="Lato"/>
-          <w:sz w:val="22"/>
-          <w:szCs w:val="22"/>
-          <w:color w:val="111111"/>
-        </w:rPr>
-        <w:t xml:space="preserve">•</w:t>
-      </w:r>
-      <w:r>
-        <w:rPr>
-          <w:rFonts w:ascii="Lato" w:hAnsi="Lato" w:cs="Lato"/>
-          <w:sz w:val="22"/>
-          <w:szCs w:val="22"/>
-          <w:color w:val="111111"/>
-        </w:rPr>
-        <w:t xml:space="preserve">  </w:t>
-      </w:r>
-      <w:r>
-        <w:rPr>
-          <w:rFonts w:ascii="Lato" w:hAnsi="Lato" w:cs="Lato"/>
-          <w:sz w:val="22"/>
-          <w:szCs w:val="22"/>
+        <w:spacing w:before="0" w:after="10" w:line="248" w:lineRule="exact"/>
+        <w:ind w:left="200" w:hanging="200"/>
+      </w:pPr>
+      <w:r>
+        <w:rPr>
+          <w:rFonts w:ascii="Lato" w:hAnsi="Lato" w:cs="Lato"/>
+          <w:sz w:val="21"/>
+          <w:szCs w:val="21"/>
+          <w:color w:val="111111"/>
+        </w:rPr>
+        <w:t xml:space="preserve">•</w:t>
+      </w:r>
+      <w:r>
+        <w:rPr>
+          <w:rFonts w:ascii="Lato" w:hAnsi="Lato" w:cs="Lato"/>
+          <w:sz w:val="21"/>
+          <w:szCs w:val="21"/>
+          <w:color w:val="111111"/>
+        </w:rPr>
+        <w:t xml:space="preserve">  </w:t>
+      </w:r>
+      <w:r>
+        <w:rPr>
+          <w:rFonts w:ascii="Lato" w:hAnsi="Lato" w:cs="Lato"/>
+          <w:sz w:val="21"/>
+          <w:szCs w:val="21"/>
           <w:color w:val="111111"/>
         </w:rPr>
         <w:t xml:space="preserve">Scaled ingestion to 70,000+ records daily from 650+ venues using Playwright, transactional locking and entity resolution.</w:t>
@@ -473,32 +473,32 @@
     </w:p>
     <w:p>
       <w:pPr>
-        <w:spacing w:before="0" w:after="10" w:line="240" w:lineRule="auto"/>
-        <w:ind w:left="200" w:hanging="200"/>
-      </w:pPr>
-      <w:r>
-        <w:rPr>
-          <w:rFonts w:ascii="Lato" w:hAnsi="Lato" w:cs="Lato"/>
-          <w:sz w:val="22"/>
-          <w:szCs w:val="22"/>
-          <w:color w:val="111111"/>
-        </w:rPr>
-        <w:t xml:space="preserve">•</w:t>
-      </w:r>
-      <w:r>
-        <w:rPr>
-          <w:rFonts w:ascii="Lato" w:hAnsi="Lato" w:cs="Lato"/>
-          <w:sz w:val="22"/>
-          <w:szCs w:val="22"/>
-          <w:color w:val="111111"/>
-        </w:rPr>
-        <w:t xml:space="preserve">  </w:t>
-      </w:r>
-      <w:r>
-        <w:rPr>
-          <w:rFonts w:ascii="Lato" w:hAnsi="Lato" w:cs="Lato"/>
-          <w:sz w:val="22"/>
-          <w:szCs w:val="22"/>
+        <w:spacing w:before="0" w:after="10" w:line="248" w:lineRule="exact"/>
+        <w:ind w:left="200" w:hanging="200"/>
+      </w:pPr>
+      <w:r>
+        <w:rPr>
+          <w:rFonts w:ascii="Lato" w:hAnsi="Lato" w:cs="Lato"/>
+          <w:sz w:val="21"/>
+          <w:szCs w:val="21"/>
+          <w:color w:val="111111"/>
+        </w:rPr>
+        <w:t xml:space="preserve">•</w:t>
+      </w:r>
+      <w:r>
+        <w:rPr>
+          <w:rFonts w:ascii="Lato" w:hAnsi="Lato" w:cs="Lato"/>
+          <w:sz w:val="21"/>
+          <w:szCs w:val="21"/>
+          <w:color w:val="111111"/>
+        </w:rPr>
+        <w:t xml:space="preserve">  </w:t>
+      </w:r>
+      <w:r>
+        <w:rPr>
+          <w:rFonts w:ascii="Lato" w:hAnsi="Lato" w:cs="Lato"/>
+          <w:sz w:val="21"/>
+          <w:szCs w:val="21"/>
           <w:color w:val="111111"/>
         </w:rPr>
         <w:t xml:space="preserve">Consolidated a 14-Cloud-Function backend into a checkpointed Python/LangGraph workflow on GCP Cloud Run, reducing production service dependencies 64%.</w:t>
@@ -510,13 +510,13 @@
         <w:tabs>
           <w:tab w:val="right" w:pos="10656"/>
         </w:tabs>
-        <w:spacing w:before="80" w:after="0" w:line="240" w:lineRule="auto"/>
-      </w:pPr>
-      <w:r>
-        <w:rPr>
-          <w:rFonts w:ascii="Lato" w:hAnsi="Lato" w:cs="Lato"/>
-          <w:sz w:val="22"/>
-          <w:szCs w:val="22"/>
+        <w:spacing w:before="60" w:after="0" w:line="248" w:lineRule="exact"/>
+      </w:pPr>
+      <w:r>
+        <w:rPr>
+          <w:rFonts w:ascii="Lato" w:hAnsi="Lato" w:cs="Lato"/>
+          <w:sz w:val="21"/>
+          <w:szCs w:val="21"/>
           <w:b/>
           <w:color w:val="111111"/>
         </w:rPr>
@@ -528,8 +528,8 @@
       <w:r>
         <w:rPr>
           <w:rFonts w:ascii="Lato" w:hAnsi="Lato" w:cs="Lato"/>
-          <w:sz w:val="22"/>
-          <w:szCs w:val="22"/>
+          <w:sz w:val="21"/>
+          <w:szCs w:val="21"/>
           <w:b/>
           <w:color w:val="111111"/>
         </w:rPr>
@@ -542,13 +542,13 @@
         <w:tabs>
           <w:tab w:val="right" w:pos="10656"/>
         </w:tabs>
-        <w:spacing w:before="0" w:after="10" w:line="240" w:lineRule="auto"/>
-      </w:pPr>
-      <w:r>
-        <w:rPr>
-          <w:rFonts w:ascii="Lato" w:hAnsi="Lato" w:cs="Lato"/>
-          <w:sz w:val="22"/>
-          <w:szCs w:val="22"/>
+        <w:spacing w:before="0" w:after="10" w:line="248" w:lineRule="exact"/>
+      </w:pPr>
+      <w:r>
+        <w:rPr>
+          <w:rFonts w:ascii="Lato" w:hAnsi="Lato" w:cs="Lato"/>
+          <w:sz w:val="21"/>
+          <w:szCs w:val="21"/>
           <w:i/>
           <w:color w:val="111111"/>
         </w:rPr>
@@ -560,8 +560,8 @@
       <w:r>
         <w:rPr>
           <w:rFonts w:ascii="Lato" w:hAnsi="Lato" w:cs="Lato"/>
-          <w:sz w:val="22"/>
-          <w:szCs w:val="22"/>
+          <w:sz w:val="21"/>
+          <w:szCs w:val="21"/>
           <w:i/>
           <w:color w:val="111111"/>
         </w:rPr>
@@ -570,32 +570,32 @@
     </w:p>
     <w:p>
       <w:pPr>
-        <w:spacing w:before="0" w:after="10" w:line="240" w:lineRule="auto"/>
-        <w:ind w:left="200" w:hanging="200"/>
-      </w:pPr>
-      <w:r>
-        <w:rPr>
-          <w:rFonts w:ascii="Lato" w:hAnsi="Lato" w:cs="Lato"/>
-          <w:sz w:val="22"/>
-          <w:szCs w:val="22"/>
-          <w:color w:val="111111"/>
-        </w:rPr>
-        <w:t xml:space="preserve">•</w:t>
-      </w:r>
-      <w:r>
-        <w:rPr>
-          <w:rFonts w:ascii="Lato" w:hAnsi="Lato" w:cs="Lato"/>
-          <w:sz w:val="22"/>
-          <w:szCs w:val="22"/>
-          <w:color w:val="111111"/>
-        </w:rPr>
-        <w:t xml:space="preserve">  </w:t>
-      </w:r>
-      <w:r>
-        <w:rPr>
-          <w:rFonts w:ascii="Lato" w:hAnsi="Lato" w:cs="Lato"/>
-          <w:sz w:val="22"/>
-          <w:szCs w:val="22"/>
+        <w:spacing w:before="0" w:after="10" w:line="248" w:lineRule="exact"/>
+        <w:ind w:left="200" w:hanging="200"/>
+      </w:pPr>
+      <w:r>
+        <w:rPr>
+          <w:rFonts w:ascii="Lato" w:hAnsi="Lato" w:cs="Lato"/>
+          <w:sz w:val="21"/>
+          <w:szCs w:val="21"/>
+          <w:color w:val="111111"/>
+        </w:rPr>
+        <w:t xml:space="preserve">•</w:t>
+      </w:r>
+      <w:r>
+        <w:rPr>
+          <w:rFonts w:ascii="Lato" w:hAnsi="Lato" w:cs="Lato"/>
+          <w:sz w:val="21"/>
+          <w:szCs w:val="21"/>
+          <w:color w:val="111111"/>
+        </w:rPr>
+        <w:t xml:space="preserve">  </w:t>
+      </w:r>
+      <w:r>
+        <w:rPr>
+          <w:rFonts w:ascii="Lato" w:hAnsi="Lato" w:cs="Lato"/>
+          <w:sz w:val="21"/>
+          <w:szCs w:val="21"/>
           <w:color w:val="111111"/>
         </w:rPr>
         <w:t xml:space="preserve">Built a multi-tenant course assistant from React UI to retrieval services, used by 1,000+ faculty creating courses for 60,000+ students.</w:t>
@@ -603,32 +603,32 @@
     </w:p>
     <w:p>
       <w:pPr>
-        <w:spacing w:before="0" w:after="10" w:line="240" w:lineRule="auto"/>
-        <w:ind w:left="200" w:hanging="200"/>
-      </w:pPr>
-      <w:r>
-        <w:rPr>
-          <w:rFonts w:ascii="Lato" w:hAnsi="Lato" w:cs="Lato"/>
-          <w:sz w:val="22"/>
-          <w:szCs w:val="22"/>
-          <w:color w:val="111111"/>
-        </w:rPr>
-        <w:t xml:space="preserve">•</w:t>
-      </w:r>
-      <w:r>
-        <w:rPr>
-          <w:rFonts w:ascii="Lato" w:hAnsi="Lato" w:cs="Lato"/>
-          <w:sz w:val="22"/>
-          <w:szCs w:val="22"/>
-          <w:color w:val="111111"/>
-        </w:rPr>
-        <w:t xml:space="preserve">  </w:t>
-      </w:r>
-      <w:r>
-        <w:rPr>
-          <w:rFonts w:ascii="Lato" w:hAnsi="Lato" w:cs="Lato"/>
-          <w:sz w:val="22"/>
-          <w:szCs w:val="22"/>
+        <w:spacing w:before="0" w:after="10" w:line="248" w:lineRule="exact"/>
+        <w:ind w:left="200" w:hanging="200"/>
+      </w:pPr>
+      <w:r>
+        <w:rPr>
+          <w:rFonts w:ascii="Lato" w:hAnsi="Lato" w:cs="Lato"/>
+          <w:sz w:val="21"/>
+          <w:szCs w:val="21"/>
+          <w:color w:val="111111"/>
+        </w:rPr>
+        <w:t xml:space="preserve">•</w:t>
+      </w:r>
+      <w:r>
+        <w:rPr>
+          <w:rFonts w:ascii="Lato" w:hAnsi="Lato" w:cs="Lato"/>
+          <w:sz w:val="21"/>
+          <w:szCs w:val="21"/>
+          <w:color w:val="111111"/>
+        </w:rPr>
+        <w:t xml:space="preserve">  </w:t>
+      </w:r>
+      <w:r>
+        <w:rPr>
+          <w:rFonts w:ascii="Lato" w:hAnsi="Lato" w:cs="Lato"/>
+          <w:sz w:val="21"/>
+          <w:szCs w:val="21"/>
           <w:color w:val="111111"/>
         </w:rPr>
         <w:t xml:space="preserve">Increased assessment-tool engagement 35% and reduced bounce 20% by building React and Material UI workflows for bulk import, question reuse and revision comparison.</w:t>
@@ -636,32 +636,32 @@
     </w:p>
     <w:p>
       <w:pPr>
-        <w:spacing w:before="0" w:after="10" w:line="240" w:lineRule="auto"/>
-        <w:ind w:left="200" w:hanging="200"/>
-      </w:pPr>
-      <w:r>
-        <w:rPr>
-          <w:rFonts w:ascii="Lato" w:hAnsi="Lato" w:cs="Lato"/>
-          <w:sz w:val="22"/>
-          <w:szCs w:val="22"/>
-          <w:color w:val="111111"/>
-        </w:rPr>
-        <w:t xml:space="preserve">•</w:t>
-      </w:r>
-      <w:r>
-        <w:rPr>
-          <w:rFonts w:ascii="Lato" w:hAnsi="Lato" w:cs="Lato"/>
-          <w:sz w:val="22"/>
-          <w:szCs w:val="22"/>
-          <w:color w:val="111111"/>
-        </w:rPr>
-        <w:t xml:space="preserve">  </w:t>
-      </w:r>
-      <w:r>
-        <w:rPr>
-          <w:rFonts w:ascii="Lato" w:hAnsi="Lato" w:cs="Lato"/>
-          <w:sz w:val="22"/>
-          <w:szCs w:val="22"/>
+        <w:spacing w:before="0" w:after="10" w:line="248" w:lineRule="exact"/>
+        <w:ind w:left="200" w:hanging="200"/>
+      </w:pPr>
+      <w:r>
+        <w:rPr>
+          <w:rFonts w:ascii="Lato" w:hAnsi="Lato" w:cs="Lato"/>
+          <w:sz w:val="21"/>
+          <w:szCs w:val="21"/>
+          <w:color w:val="111111"/>
+        </w:rPr>
+        <w:t xml:space="preserve">•</w:t>
+      </w:r>
+      <w:r>
+        <w:rPr>
+          <w:rFonts w:ascii="Lato" w:hAnsi="Lato" w:cs="Lato"/>
+          <w:sz w:val="21"/>
+          <w:szCs w:val="21"/>
+          <w:color w:val="111111"/>
+        </w:rPr>
+        <w:t xml:space="preserve">  </w:t>
+      </w:r>
+      <w:r>
+        <w:rPr>
+          <w:rFonts w:ascii="Lato" w:hAnsi="Lato" w:cs="Lato"/>
+          <w:sz w:val="21"/>
+          <w:szCs w:val="21"/>
           <w:color w:val="111111"/>
         </w:rPr>
         <w:t xml:space="preserve">Implemented tenant isolation in retrieval services and configuration-based onboarding for additional colleges.</w:t>
@@ -673,13 +673,13 @@
         <w:tabs>
           <w:tab w:val="right" w:pos="10656"/>
         </w:tabs>
-        <w:spacing w:before="80" w:after="0" w:line="240" w:lineRule="auto"/>
-      </w:pPr>
-      <w:r>
-        <w:rPr>
-          <w:rFonts w:ascii="Lato" w:hAnsi="Lato" w:cs="Lato"/>
-          <w:sz w:val="22"/>
-          <w:szCs w:val="22"/>
+        <w:spacing w:before="60" w:after="0" w:line="248" w:lineRule="exact"/>
+      </w:pPr>
+      <w:r>
+        <w:rPr>
+          <w:rFonts w:ascii="Lato" w:hAnsi="Lato" w:cs="Lato"/>
+          <w:sz w:val="21"/>
+          <w:szCs w:val="21"/>
           <w:b/>
           <w:color w:val="111111"/>
         </w:rPr>
@@ -691,8 +691,8 @@
       <w:r>
         <w:rPr>
           <w:rFonts w:ascii="Lato" w:hAnsi="Lato" w:cs="Lato"/>
-          <w:sz w:val="22"/>
-          <w:szCs w:val="22"/>
+          <w:sz w:val="21"/>
+          <w:szCs w:val="21"/>
           <w:b/>
           <w:color w:val="111111"/>
         </w:rPr>
@@ -705,13 +705,13 @@
         <w:tabs>
           <w:tab w:val="right" w:pos="10656"/>
         </w:tabs>
-        <w:spacing w:before="0" w:after="10" w:line="240" w:lineRule="auto"/>
-      </w:pPr>
-      <w:r>
-        <w:rPr>
-          <w:rFonts w:ascii="Lato" w:hAnsi="Lato" w:cs="Lato"/>
-          <w:sz w:val="22"/>
-          <w:szCs w:val="22"/>
+        <w:spacing w:before="0" w:after="10" w:line="248" w:lineRule="exact"/>
+      </w:pPr>
+      <w:r>
+        <w:rPr>
+          <w:rFonts w:ascii="Lato" w:hAnsi="Lato" w:cs="Lato"/>
+          <w:sz w:val="21"/>
+          <w:szCs w:val="21"/>
           <w:i/>
           <w:color w:val="111111"/>
         </w:rPr>
@@ -723,8 +723,8 @@
       <w:r>
         <w:rPr>
           <w:rFonts w:ascii="Lato" w:hAnsi="Lato" w:cs="Lato"/>
-          <w:sz w:val="22"/>
-          <w:szCs w:val="22"/>
+          <w:sz w:val="21"/>
+          <w:szCs w:val="21"/>
           <w:i/>
           <w:color w:val="111111"/>
         </w:rPr>
@@ -733,32 +733,32 @@
     </w:p>
     <w:p>
       <w:pPr>
-        <w:spacing w:before="0" w:after="10" w:line="240" w:lineRule="auto"/>
-        <w:ind w:left="200" w:hanging="200"/>
-      </w:pPr>
-      <w:r>
-        <w:rPr>
-          <w:rFonts w:ascii="Lato" w:hAnsi="Lato" w:cs="Lato"/>
-          <w:sz w:val="22"/>
-          <w:szCs w:val="22"/>
-          <w:color w:val="111111"/>
-        </w:rPr>
-        <w:t xml:space="preserve">•</w:t>
-      </w:r>
-      <w:r>
-        <w:rPr>
-          <w:rFonts w:ascii="Lato" w:hAnsi="Lato" w:cs="Lato"/>
-          <w:sz w:val="22"/>
-          <w:szCs w:val="22"/>
-          <w:color w:val="111111"/>
-        </w:rPr>
-        <w:t xml:space="preserve">  </w:t>
-      </w:r>
-      <w:r>
-        <w:rPr>
-          <w:rFonts w:ascii="Lato" w:hAnsi="Lato" w:cs="Lato"/>
-          <w:sz w:val="22"/>
-          <w:szCs w:val="22"/>
+        <w:spacing w:before="0" w:after="10" w:line="248" w:lineRule="exact"/>
+        <w:ind w:left="200" w:hanging="200"/>
+      </w:pPr>
+      <w:r>
+        <w:rPr>
+          <w:rFonts w:ascii="Lato" w:hAnsi="Lato" w:cs="Lato"/>
+          <w:sz w:val="21"/>
+          <w:szCs w:val="21"/>
+          <w:color w:val="111111"/>
+        </w:rPr>
+        <w:t xml:space="preserve">•</w:t>
+      </w:r>
+      <w:r>
+        <w:rPr>
+          <w:rFonts w:ascii="Lato" w:hAnsi="Lato" w:cs="Lato"/>
+          <w:sz w:val="21"/>
+          <w:szCs w:val="21"/>
+          <w:color w:val="111111"/>
+        </w:rPr>
+        <w:t xml:space="preserve">  </w:t>
+      </w:r>
+      <w:r>
+        <w:rPr>
+          <w:rFonts w:ascii="Lato" w:hAnsi="Lato" w:cs="Lato"/>
+          <w:sz w:val="21"/>
+          <w:szCs w:val="21"/>
           <w:color w:val="111111"/>
         </w:rPr>
         <w:t xml:space="preserve">Built 20+ REST APIs in .NET 8 and an ETL pipeline ingesting 10,000+ researcher profiles daily into PostgreSQL.</w:t>
@@ -766,32 +766,32 @@
     </w:p>
     <w:p>
       <w:pPr>
-        <w:spacing w:before="0" w:after="10" w:line="240" w:lineRule="auto"/>
-        <w:ind w:left="200" w:hanging="200"/>
-      </w:pPr>
-      <w:r>
-        <w:rPr>
-          <w:rFonts w:ascii="Lato" w:hAnsi="Lato" w:cs="Lato"/>
-          <w:sz w:val="22"/>
-          <w:szCs w:val="22"/>
-          <w:color w:val="111111"/>
-        </w:rPr>
-        <w:t xml:space="preserve">•</w:t>
-      </w:r>
-      <w:r>
-        <w:rPr>
-          <w:rFonts w:ascii="Lato" w:hAnsi="Lato" w:cs="Lato"/>
-          <w:sz w:val="22"/>
-          <w:szCs w:val="22"/>
-          <w:color w:val="111111"/>
-        </w:rPr>
-        <w:t xml:space="preserve">  </w:t>
-      </w:r>
-      <w:r>
-        <w:rPr>
-          <w:rFonts w:ascii="Lato" w:hAnsi="Lato" w:cs="Lato"/>
-          <w:sz w:val="22"/>
-          <w:szCs w:val="22"/>
+        <w:spacing w:before="0" w:after="10" w:line="248" w:lineRule="exact"/>
+        <w:ind w:left="200" w:hanging="200"/>
+      </w:pPr>
+      <w:r>
+        <w:rPr>
+          <w:rFonts w:ascii="Lato" w:hAnsi="Lato" w:cs="Lato"/>
+          <w:sz w:val="21"/>
+          <w:szCs w:val="21"/>
+          <w:color w:val="111111"/>
+        </w:rPr>
+        <w:t xml:space="preserve">•</w:t>
+      </w:r>
+      <w:r>
+        <w:rPr>
+          <w:rFonts w:ascii="Lato" w:hAnsi="Lato" w:cs="Lato"/>
+          <w:sz w:val="21"/>
+          <w:szCs w:val="21"/>
+          <w:color w:val="111111"/>
+        </w:rPr>
+        <w:t xml:space="preserve">  </w:t>
+      </w:r>
+      <w:r>
+        <w:rPr>
+          <w:rFonts w:ascii="Lato" w:hAnsi="Lato" w:cs="Lato"/>
+          <w:sz w:val="21"/>
+          <w:szCs w:val="21"/>
           <w:color w:val="111111"/>
         </w:rPr>
         <w:t xml:space="preserve">Reduced API latency from 198 to 20 ms using Redis caching and SQL rewrites, verified with Locust load tests.</w:t>
@@ -803,13 +803,13 @@
         <w:tabs>
           <w:tab w:val="right" w:pos="10656"/>
         </w:tabs>
-        <w:spacing w:before="80" w:after="0" w:line="240" w:lineRule="auto"/>
-      </w:pPr>
-      <w:r>
-        <w:rPr>
-          <w:rFonts w:ascii="Lato" w:hAnsi="Lato" w:cs="Lato"/>
-          <w:sz w:val="22"/>
-          <w:szCs w:val="22"/>
+        <w:spacing w:before="60" w:after="0" w:line="248" w:lineRule="exact"/>
+      </w:pPr>
+      <w:r>
+        <w:rPr>
+          <w:rFonts w:ascii="Lato" w:hAnsi="Lato" w:cs="Lato"/>
+          <w:sz w:val="21"/>
+          <w:szCs w:val="21"/>
           <w:b/>
           <w:color w:val="111111"/>
         </w:rPr>
@@ -821,8 +821,8 @@
       <w:r>
         <w:rPr>
           <w:rFonts w:ascii="Lato" w:hAnsi="Lato" w:cs="Lato"/>
-          <w:sz w:val="22"/>
-          <w:szCs w:val="22"/>
+          <w:sz w:val="21"/>
+          <w:szCs w:val="21"/>
           <w:b/>
           <w:color w:val="111111"/>
         </w:rPr>
@@ -835,13 +835,13 @@
         <w:tabs>
           <w:tab w:val="right" w:pos="10656"/>
         </w:tabs>
-        <w:spacing w:before="0" w:after="10" w:line="240" w:lineRule="auto"/>
-      </w:pPr>
-      <w:r>
-        <w:rPr>
-          <w:rFonts w:ascii="Lato" w:hAnsi="Lato" w:cs="Lato"/>
-          <w:sz w:val="22"/>
-          <w:szCs w:val="22"/>
+        <w:spacing w:before="0" w:after="10" w:line="248" w:lineRule="exact"/>
+      </w:pPr>
+      <w:r>
+        <w:rPr>
+          <w:rFonts w:ascii="Lato" w:hAnsi="Lato" w:cs="Lato"/>
+          <w:sz w:val="21"/>
+          <w:szCs w:val="21"/>
           <w:i/>
           <w:color w:val="111111"/>
         </w:rPr>
@@ -853,8 +853,8 @@
       <w:r>
         <w:rPr>
           <w:rFonts w:ascii="Lato" w:hAnsi="Lato" w:cs="Lato"/>
-          <w:sz w:val="22"/>
-          <w:szCs w:val="22"/>
+          <w:sz w:val="21"/>
+          <w:szCs w:val="21"/>
           <w:i/>
           <w:color w:val="111111"/>
         </w:rPr>
@@ -863,32 +863,32 @@
     </w:p>
     <w:p>
       <w:pPr>
-        <w:spacing w:before="0" w:after="10" w:line="240" w:lineRule="auto"/>
-        <w:ind w:left="200" w:hanging="200"/>
-      </w:pPr>
-      <w:r>
-        <w:rPr>
-          <w:rFonts w:ascii="Lato" w:hAnsi="Lato" w:cs="Lato"/>
-          <w:sz w:val="22"/>
-          <w:szCs w:val="22"/>
-          <w:color w:val="111111"/>
-        </w:rPr>
-        <w:t xml:space="preserve">•</w:t>
-      </w:r>
-      <w:r>
-        <w:rPr>
-          <w:rFonts w:ascii="Lato" w:hAnsi="Lato" w:cs="Lato"/>
-          <w:sz w:val="22"/>
-          <w:szCs w:val="22"/>
-          <w:color w:val="111111"/>
-        </w:rPr>
-        <w:t xml:space="preserve">  </w:t>
-      </w:r>
-      <w:r>
-        <w:rPr>
-          <w:rFonts w:ascii="Lato" w:hAnsi="Lato" w:cs="Lato"/>
-          <w:sz w:val="22"/>
-          <w:szCs w:val="22"/>
+        <w:spacing w:before="0" w:after="10" w:line="248" w:lineRule="exact"/>
+        <w:ind w:left="200" w:hanging="200"/>
+      </w:pPr>
+      <w:r>
+        <w:rPr>
+          <w:rFonts w:ascii="Lato" w:hAnsi="Lato" w:cs="Lato"/>
+          <w:sz w:val="21"/>
+          <w:szCs w:val="21"/>
+          <w:color w:val="111111"/>
+        </w:rPr>
+        <w:t xml:space="preserve">•</w:t>
+      </w:r>
+      <w:r>
+        <w:rPr>
+          <w:rFonts w:ascii="Lato" w:hAnsi="Lato" w:cs="Lato"/>
+          <w:sz w:val="21"/>
+          <w:szCs w:val="21"/>
+          <w:color w:val="111111"/>
+        </w:rPr>
+        <w:t xml:space="preserve">  </w:t>
+      </w:r>
+      <w:r>
+        <w:rPr>
+          <w:rFonts w:ascii="Lato" w:hAnsi="Lato" w:cs="Lato"/>
+          <w:sz w:val="21"/>
+          <w:szCs w:val="21"/>
           <w:color w:val="111111"/>
         </w:rPr>
         <w:t xml:space="preserve">Migrated a C#/.NET monolith to Dockerized Kubernetes microservices, reducing infrastructure cost 20% and resource footprint 35%.</w:t>
@@ -896,32 +896,32 @@
     </w:p>
     <w:p>
       <w:pPr>
-        <w:spacing w:before="0" w:after="10" w:line="240" w:lineRule="auto"/>
-        <w:ind w:left="200" w:hanging="200"/>
-      </w:pPr>
-      <w:r>
-        <w:rPr>
-          <w:rFonts w:ascii="Lato" w:hAnsi="Lato" w:cs="Lato"/>
-          <w:sz w:val="22"/>
-          <w:szCs w:val="22"/>
-          <w:color w:val="111111"/>
-        </w:rPr>
-        <w:t xml:space="preserve">•</w:t>
-      </w:r>
-      <w:r>
-        <w:rPr>
-          <w:rFonts w:ascii="Lato" w:hAnsi="Lato" w:cs="Lato"/>
-          <w:sz w:val="22"/>
-          <w:szCs w:val="22"/>
-          <w:color w:val="111111"/>
-        </w:rPr>
-        <w:t xml:space="preserve">  </w:t>
-      </w:r>
-      <w:r>
-        <w:rPr>
-          <w:rFonts w:ascii="Lato" w:hAnsi="Lato" w:cs="Lato"/>
-          <w:sz w:val="22"/>
-          <w:szCs w:val="22"/>
+        <w:spacing w:before="0" w:after="10" w:line="248" w:lineRule="exact"/>
+        <w:ind w:left="200" w:hanging="200"/>
+      </w:pPr>
+      <w:r>
+        <w:rPr>
+          <w:rFonts w:ascii="Lato" w:hAnsi="Lato" w:cs="Lato"/>
+          <w:sz w:val="21"/>
+          <w:szCs w:val="21"/>
+          <w:color w:val="111111"/>
+        </w:rPr>
+        <w:t xml:space="preserve">•</w:t>
+      </w:r>
+      <w:r>
+        <w:rPr>
+          <w:rFonts w:ascii="Lato" w:hAnsi="Lato" w:cs="Lato"/>
+          <w:sz w:val="21"/>
+          <w:szCs w:val="21"/>
+          <w:color w:val="111111"/>
+        </w:rPr>
+        <w:t xml:space="preserve">  </w:t>
+      </w:r>
+      <w:r>
+        <w:rPr>
+          <w:rFonts w:ascii="Lato" w:hAnsi="Lato" w:cs="Lato"/>
+          <w:sz w:val="21"/>
+          <w:szCs w:val="21"/>
           <w:color w:val="111111"/>
         </w:rPr>
         <w:t xml:space="preserve">Reduced deployment time 70% and production incidents 40% through containerized CI/CD and SonarQube quality gates.</w:t>
@@ -933,22 +933,7 @@
         <w:pBdr>
           <w:bottom w:val="single" w:sz="4" w:space="1" w:color="999999"/>
         </w:pBdr>
-        <w:spacing w:before="140" w:after="40" w:line="240" w:lineRule="auto"/>
-      </w:pPr>
-      <w:r>
-        <w:rPr>
-          <w:rFonts w:ascii="Lato" w:hAnsi="Lato" w:cs="Lato"/>
-          <w:sz w:val="23"/>
-          <w:szCs w:val="23"/>
-          <w:b/>
-          <w:color w:val="111111"/>
-        </w:rPr>
-        <w:t xml:space="preserve">TECHNICAL SKILLS</w:t>
-      </w:r>
-    </w:p>
-    <w:p>
-      <w:pPr>
-        <w:spacing w:before="0" w:after="10" w:line="240" w:lineRule="auto"/>
+        <w:spacing w:before="120" w:after="40" w:line="240" w:lineRule="auto"/>
       </w:pPr>
       <w:r>
         <w:rPr>
@@ -958,13 +943,28 @@
           <w:b/>
           <w:color w:val="111111"/>
         </w:rPr>
+        <w:t xml:space="preserve">TECHNICAL SKILLS</w:t>
+      </w:r>
+    </w:p>
+    <w:p>
+      <w:pPr>
+        <w:spacing w:before="0" w:after="10" w:line="248" w:lineRule="exact"/>
+      </w:pPr>
+      <w:r>
+        <w:rPr>
+          <w:rFonts w:ascii="Lato" w:hAnsi="Lato" w:cs="Lato"/>
+          <w:sz w:val="21"/>
+          <w:szCs w:val="21"/>
+          <w:b/>
+          <w:color w:val="111111"/>
+        </w:rPr>
         <w:t xml:space="preserve">Languages: </w:t>
       </w:r>
       <w:r>
         <w:rPr>
           <w:rFonts w:ascii="Lato" w:hAnsi="Lato" w:cs="Lato"/>
-          <w:sz w:val="22"/>
-          <w:szCs w:val="22"/>
+          <w:sz w:val="21"/>
+          <w:szCs w:val="21"/>
           <w:color w:val="111111"/>
         </w:rPr>
         <w:t xml:space="preserve">Python, TypeScript, JavaScript, SQL, C#</w:t>
@@ -972,13 +972,13 @@
     </w:p>
     <w:p>
       <w:pPr>
-        <w:spacing w:before="0" w:after="10" w:line="240" w:lineRule="auto"/>
-      </w:pPr>
-      <w:r>
-        <w:rPr>
-          <w:rFonts w:ascii="Lato" w:hAnsi="Lato" w:cs="Lato"/>
-          <w:sz w:val="22"/>
-          <w:szCs w:val="22"/>
+        <w:spacing w:before="0" w:after="10" w:line="248" w:lineRule="exact"/>
+      </w:pPr>
+      <w:r>
+        <w:rPr>
+          <w:rFonts w:ascii="Lato" w:hAnsi="Lato" w:cs="Lato"/>
+          <w:sz w:val="21"/>
+          <w:szCs w:val="21"/>
           <w:b/>
           <w:color w:val="111111"/>
         </w:rPr>
@@ -987,8 +987,8 @@
       <w:r>
         <w:rPr>
           <w:rFonts w:ascii="Lato" w:hAnsi="Lato" w:cs="Lato"/>
-          <w:sz w:val="22"/>
-          <w:szCs w:val="22"/>
+          <w:sz w:val="21"/>
+          <w:szCs w:val="21"/>
           <w:color w:val="111111"/>
         </w:rPr>
         <w:t xml:space="preserve">React, Nuxt, NestJS, FastAPI, .NET, PostgreSQL, Redis</w:t>
@@ -996,13 +996,13 @@
     </w:p>
     <w:p>
       <w:pPr>
-        <w:spacing w:before="0" w:after="10" w:line="240" w:lineRule="auto"/>
-      </w:pPr>
-      <w:r>
-        <w:rPr>
-          <w:rFonts w:ascii="Lato" w:hAnsi="Lato" w:cs="Lato"/>
-          <w:sz w:val="22"/>
-          <w:szCs w:val="22"/>
+        <w:spacing w:before="0" w:after="10" w:line="248" w:lineRule="exact"/>
+      </w:pPr>
+      <w:r>
+        <w:rPr>
+          <w:rFonts w:ascii="Lato" w:hAnsi="Lato" w:cs="Lato"/>
+          <w:sz w:val="21"/>
+          <w:szCs w:val="21"/>
           <w:b/>
           <w:color w:val="111111"/>
         </w:rPr>
@@ -1011,8 +1011,8 @@
       <w:r>
         <w:rPr>
           <w:rFonts w:ascii="Lato" w:hAnsi="Lato" w:cs="Lato"/>
-          <w:sz w:val="22"/>
-          <w:szCs w:val="22"/>
+          <w:sz w:val="21"/>
+          <w:szCs w:val="21"/>
           <w:color w:val="111111"/>
         </w:rPr>
         <w:t xml:space="preserve">AWS, GCP, Docker, Kubernetes, CI/CD, pytest, Jest</w:t>
@@ -1024,26 +1024,7 @@
         <w:pBdr>
           <w:bottom w:val="single" w:sz="4" w:space="1" w:color="999999"/>
         </w:pBdr>
-        <w:spacing w:before="140" w:after="40" w:line="240" w:lineRule="auto"/>
-      </w:pPr>
-      <w:r>
-        <w:rPr>
-          <w:rFonts w:ascii="Lato" w:hAnsi="Lato" w:cs="Lato"/>
-          <w:sz w:val="23"/>
-          <w:szCs w:val="23"/>
-          <w:b/>
-          <w:color w:val="111111"/>
-        </w:rPr>
-        <w:t xml:space="preserve">EDUCATION</w:t>
-      </w:r>
-    </w:p>
-    <w:p>
-      <w:pPr>
-        <w:keepNext/>
-        <w:tabs>
-          <w:tab w:val="right" w:pos="10656"/>
-        </w:tabs>
-        <w:spacing w:before="80" w:after="0" w:line="240" w:lineRule="auto"/>
+        <w:spacing w:before="120" w:after="40" w:line="240" w:lineRule="auto"/>
       </w:pPr>
       <w:r>
         <w:rPr>
@@ -1053,6 +1034,25 @@
           <w:b/>
           <w:color w:val="111111"/>
         </w:rPr>
+        <w:t xml:space="preserve">EDUCATION</w:t>
+      </w:r>
+    </w:p>
+    <w:p>
+      <w:pPr>
+        <w:keepNext/>
+        <w:tabs>
+          <w:tab w:val="right" w:pos="10656"/>
+        </w:tabs>
+        <w:spacing w:before="60" w:after="0" w:line="248" w:lineRule="exact"/>
+      </w:pPr>
+      <w:r>
+        <w:rPr>
+          <w:rFonts w:ascii="Lato" w:hAnsi="Lato" w:cs="Lato"/>
+          <w:sz w:val="21"/>
+          <w:szCs w:val="21"/>
+          <w:b/>
+          <w:color w:val="111111"/>
+        </w:rPr>
         <w:t xml:space="preserve">Arizona State University (ASU)</w:t>
       </w:r>
       <w:r>
@@ -1061,8 +1061,8 @@
       <w:r>
         <w:rPr>
           <w:rFonts w:ascii="Lato" w:hAnsi="Lato" w:cs="Lato"/>
-          <w:sz w:val="22"/>
-          <w:szCs w:val="22"/>
+          <w:sz w:val="21"/>
+          <w:szCs w:val="21"/>
           <w:b/>
           <w:color w:val="111111"/>
         </w:rPr>
@@ -1074,13 +1074,13 @@
         <w:tabs>
           <w:tab w:val="right" w:pos="10656"/>
         </w:tabs>
-        <w:spacing w:before="0" w:after="10" w:line="240" w:lineRule="auto"/>
-      </w:pPr>
-      <w:r>
-        <w:rPr>
-          <w:rFonts w:ascii="Lato" w:hAnsi="Lato" w:cs="Lato"/>
-          <w:sz w:val="22"/>
-          <w:szCs w:val="22"/>
+        <w:spacing w:before="0" w:after="10" w:line="248" w:lineRule="exact"/>
+      </w:pPr>
+      <w:r>
+        <w:rPr>
+          <w:rFonts w:ascii="Lato" w:hAnsi="Lato" w:cs="Lato"/>
+          <w:sz w:val="21"/>
+          <w:szCs w:val="21"/>
           <w:i/>
           <w:color w:val="111111"/>
         </w:rPr>
@@ -1092,8 +1092,8 @@
       <w:r>
         <w:rPr>
           <w:rFonts w:ascii="Lato" w:hAnsi="Lato" w:cs="Lato"/>
-          <w:sz w:val="22"/>
-          <w:szCs w:val="22"/>
+          <w:sz w:val="21"/>
+          <w:szCs w:val="21"/>
           <w:i/>
           <w:color w:val="111111"/>
         </w:rPr>
@@ -1106,13 +1106,13 @@
         <w:tabs>
           <w:tab w:val="right" w:pos="10656"/>
         </w:tabs>
-        <w:spacing w:before="80" w:after="0" w:line="240" w:lineRule="auto"/>
-      </w:pPr>
-      <w:r>
-        <w:rPr>
-          <w:rFonts w:ascii="Lato" w:hAnsi="Lato" w:cs="Lato"/>
-          <w:sz w:val="22"/>
-          <w:szCs w:val="22"/>
+        <w:spacing w:before="60" w:after="0" w:line="248" w:lineRule="exact"/>
+      </w:pPr>
+      <w:r>
+        <w:rPr>
+          <w:rFonts w:ascii="Lato" w:hAnsi="Lato" w:cs="Lato"/>
+          <w:sz w:val="21"/>
+          <w:szCs w:val="21"/>
           <w:b/>
           <w:color w:val="111111"/>
         </w:rPr>
@@ -1124,8 +1124,8 @@
       <w:r>
         <w:rPr>
           <w:rFonts w:ascii="Lato" w:hAnsi="Lato" w:cs="Lato"/>
-          <w:sz w:val="22"/>
-          <w:szCs w:val="22"/>
+          <w:sz w:val="21"/>
+          <w:szCs w:val="21"/>
           <w:b/>
           <w:color w:val="111111"/>
         </w:rPr>
@@ -1137,13 +1137,13 @@
         <w:tabs>
           <w:tab w:val="right" w:pos="10656"/>
         </w:tabs>
-        <w:spacing w:before="0" w:after="10" w:line="240" w:lineRule="auto"/>
-      </w:pPr>
-      <w:r>
-        <w:rPr>
-          <w:rFonts w:ascii="Lato" w:hAnsi="Lato" w:cs="Lato"/>
-          <w:sz w:val="22"/>
-          <w:szCs w:val="22"/>
+        <w:spacing w:before="0" w:after="10" w:line="248" w:lineRule="exact"/>
+      </w:pPr>
+      <w:r>
+        <w:rPr>
+          <w:rFonts w:ascii="Lato" w:hAnsi="Lato" w:cs="Lato"/>
+          <w:sz w:val="21"/>
+          <w:szCs w:val="21"/>
           <w:i/>
           <w:color w:val="111111"/>
         </w:rPr>
@@ -1155,8 +1155,8 @@
       <w:r>
         <w:rPr>
           <w:rFonts w:ascii="Lato" w:hAnsi="Lato" w:cs="Lato"/>
-          <w:sz w:val="22"/>
-          <w:szCs w:val="22"/>
+          <w:sz w:val="21"/>
+          <w:szCs w:val="21"/>
           <w:i/>
           <w:color w:val="111111"/>
         </w:rPr>

--- a/public/Archit_Agrawal_Resume.docx
+++ b/public/Archit_Agrawal_Resume.docx
@@ -343,6 +343,39 @@
     </w:p>
     <w:p>
       <w:pPr>
+        <w:spacing w:before="0" w:after="10" w:line="248" w:lineRule="exact"/>
+        <w:ind w:left="200" w:hanging="200"/>
+      </w:pPr>
+      <w:r>
+        <w:rPr>
+          <w:rFonts w:ascii="Lato" w:hAnsi="Lato" w:cs="Lato"/>
+          <w:sz w:val="21"/>
+          <w:szCs w:val="21"/>
+          <w:color w:val="111111"/>
+        </w:rPr>
+        <w:t xml:space="preserve">•</w:t>
+      </w:r>
+      <w:r>
+        <w:rPr>
+          <w:rFonts w:ascii="Lato" w:hAnsi="Lato" w:cs="Lato"/>
+          <w:sz w:val="21"/>
+          <w:szCs w:val="21"/>
+          <w:color w:val="111111"/>
+        </w:rPr>
+        <w:t xml:space="preserve">  </w:t>
+      </w:r>
+      <w:r>
+        <w:rPr>
+          <w:rFonts w:ascii="Lato" w:hAnsi="Lato" w:cs="Lato"/>
+          <w:sz w:val="21"/>
+          <w:szCs w:val="21"/>
+          <w:color w:val="111111"/>
+        </w:rPr>
+        <w:t xml:space="preserve">Accelerated publishing of a 51,280-respondent survey from 19 minutes to 109 seconds; an independent raw-data audit matched all evaluated figures.</w:t>
+      </w:r>
+    </w:p>
+    <w:p>
+      <w:pPr>
         <w:keepNext/>
         <w:tabs>
           <w:tab w:val="right" w:pos="10656"/>
@@ -669,6 +702,39 @@
     </w:p>
     <w:p>
       <w:pPr>
+        <w:spacing w:before="0" w:after="10" w:line="248" w:lineRule="exact"/>
+        <w:ind w:left="200" w:hanging="200"/>
+      </w:pPr>
+      <w:r>
+        <w:rPr>
+          <w:rFonts w:ascii="Lato" w:hAnsi="Lato" w:cs="Lato"/>
+          <w:sz w:val="21"/>
+          <w:szCs w:val="21"/>
+          <w:color w:val="111111"/>
+        </w:rPr>
+        <w:t xml:space="preserve">•</w:t>
+      </w:r>
+      <w:r>
+        <w:rPr>
+          <w:rFonts w:ascii="Lato" w:hAnsi="Lato" w:cs="Lato"/>
+          <w:sz w:val="21"/>
+          <w:szCs w:val="21"/>
+          <w:color w:val="111111"/>
+        </w:rPr>
+        <w:t xml:space="preserve">  </w:t>
+      </w:r>
+      <w:r>
+        <w:rPr>
+          <w:rFonts w:ascii="Lato" w:hAnsi="Lato" w:cs="Lato"/>
+          <w:sz w:val="21"/>
+          <w:szCs w:val="21"/>
+          <w:color w:val="111111"/>
+        </w:rPr>
+        <w:t xml:space="preserve">Cut transcript-analysis time from four hours to 15 minutes with a Neo4j knowledge graph and schema-validated, LLM-generated Cypher queries.</w:t>
+      </w:r>
+    </w:p>
+    <w:p>
+      <w:pPr>
         <w:keepNext/>
         <w:tabs>
           <w:tab w:val="right" w:pos="10656"/>
@@ -925,6 +991,39 @@
           <w:color w:val="111111"/>
         </w:rPr>
         <w:t xml:space="preserve">Reduced deployment time 70% and production incidents 40% through containerized CI/CD and SonarQube quality gates.</w:t>
+      </w:r>
+    </w:p>
+    <w:p>
+      <w:pPr>
+        <w:spacing w:before="0" w:after="10" w:line="248" w:lineRule="exact"/>
+        <w:ind w:left="200" w:hanging="200"/>
+      </w:pPr>
+      <w:r>
+        <w:rPr>
+          <w:rFonts w:ascii="Lato" w:hAnsi="Lato" w:cs="Lato"/>
+          <w:sz w:val="21"/>
+          <w:szCs w:val="21"/>
+          <w:color w:val="111111"/>
+        </w:rPr>
+        <w:t xml:space="preserve">•</w:t>
+      </w:r>
+      <w:r>
+        <w:rPr>
+          <w:rFonts w:ascii="Lato" w:hAnsi="Lato" w:cs="Lato"/>
+          <w:sz w:val="21"/>
+          <w:szCs w:val="21"/>
+          <w:color w:val="111111"/>
+        </w:rPr>
+        <w:t xml:space="preserve">  </w:t>
+      </w:r>
+      <w:r>
+        <w:rPr>
+          <w:rFonts w:ascii="Lato" w:hAnsi="Lato" w:cs="Lato"/>
+          <w:sz w:val="21"/>
+          <w:szCs w:val="21"/>
+          <w:color w:val="111111"/>
+        </w:rPr>
+        <w:t xml:space="preserve">Built a Redis-backed desk-booking service used across 300+ offices at Fortune 500 companies.</w:t>
       </w:r>
     </w:p>
     <w:p>
@@ -1097,7 +1196,7 @@
           <w:i/>
           <w:color w:val="111111"/>
         </w:rPr>
-        <w:t xml:space="preserve">Tempe, AZ, USA</w:t>
+        <w:t xml:space="preserve">Tempe, AZ</w:t>
       </w:r>
     </w:p>
     <w:p>
@@ -1160,7 +1259,7 @@
           <w:i/>
           <w:color w:val="111111"/>
         </w:rPr>
-        <w:t xml:space="preserve">India</w:t>
+        <w:t xml:space="preserve">Gandhinagar, India</w:t>
       </w:r>
     </w:p>
     <w:sectPr>

--- a/public/Archit_Agrawal_Resume.docx
+++ b/public/Archit_Agrawal_Resume.docx
@@ -403,7 +403,7 @@
           <w:b/>
           <w:color w:val="111111"/>
         </w:rPr>
-        <w:t xml:space="preserve">07/2025 - 06/2026</w:t>
+        <w:t xml:space="preserve">03/2025 - 06/2026</w:t>
       </w:r>
     </w:p>
     <w:p>

--- a/public/Archit_Agrawal_Resume.docx
+++ b/public/Archit_Agrawal_Resume.docx
@@ -239,106 +239,73 @@
           <w:szCs w:val="21"/>
           <w:color w:val="111111"/>
         </w:rPr>
-        <w:t xml:space="preserve">Own the software architecture and delivery of an AWS analytics platform for any structured dataset, spanning the web application, APIs and data pipelines.</w:t>
-      </w:r>
-    </w:p>
-    <w:p>
-      <w:pPr>
-        <w:spacing w:before="0" w:after="10" w:line="248" w:lineRule="exact"/>
-        <w:ind w:left="200" w:hanging="200"/>
-      </w:pPr>
-      <w:r>
-        <w:rPr>
-          <w:rFonts w:ascii="Lato" w:hAnsi="Lato" w:cs="Lato"/>
-          <w:sz w:val="21"/>
-          <w:szCs w:val="21"/>
-          <w:color w:val="111111"/>
-        </w:rPr>
-        <w:t xml:space="preserve">•</w:t>
-      </w:r>
-      <w:r>
-        <w:rPr>
-          <w:rFonts w:ascii="Lato" w:hAnsi="Lato" w:cs="Lato"/>
-          <w:sz w:val="21"/>
-          <w:szCs w:val="21"/>
-          <w:color w:val="111111"/>
-        </w:rPr>
-        <w:t xml:space="preserve">  </w:t>
-      </w:r>
-      <w:r>
-        <w:rPr>
-          <w:rFonts w:ascii="Lato" w:hAnsi="Lato" w:cs="Lato"/>
-          <w:sz w:val="21"/>
-          <w:szCs w:val="21"/>
-          <w:color w:val="111111"/>
-        </w:rPr>
-        <w:t xml:space="preserve">Built the platform's web application with a Nuxt frontend and NestJS backend, sharing TypeScript contracts across 70 API routes.</w:t>
-      </w:r>
-    </w:p>
-    <w:p>
-      <w:pPr>
-        <w:spacing w:before="0" w:after="10" w:line="248" w:lineRule="exact"/>
-        <w:ind w:left="200" w:hanging="200"/>
-      </w:pPr>
-      <w:r>
-        <w:rPr>
-          <w:rFonts w:ascii="Lato" w:hAnsi="Lato" w:cs="Lato"/>
-          <w:sz w:val="21"/>
-          <w:szCs w:val="21"/>
-          <w:color w:val="111111"/>
-        </w:rPr>
-        <w:t xml:space="preserve">•</w:t>
-      </w:r>
-      <w:r>
-        <w:rPr>
-          <w:rFonts w:ascii="Lato" w:hAnsi="Lato" w:cs="Lato"/>
-          <w:sz w:val="21"/>
-          <w:szCs w:val="21"/>
-          <w:color w:val="111111"/>
-        </w:rPr>
-        <w:t xml:space="preserve">  </w:t>
-      </w:r>
-      <w:r>
-        <w:rPr>
-          <w:rFonts w:ascii="Lato" w:hAnsi="Lato" w:cs="Lato"/>
-          <w:sz w:val="21"/>
-          <w:szCs w:val="21"/>
-          <w:color w:val="111111"/>
-        </w:rPr>
-        <w:t xml:space="preserve">Reduced AWS pipeline runtime from 500 to 85 seconds by replacing two managed-agent stages with direct tool calls.</w:t>
-      </w:r>
-    </w:p>
-    <w:p>
-      <w:pPr>
-        <w:spacing w:before="0" w:after="10" w:line="248" w:lineRule="exact"/>
-        <w:ind w:left="200" w:hanging="200"/>
-      </w:pPr>
-      <w:r>
-        <w:rPr>
-          <w:rFonts w:ascii="Lato" w:hAnsi="Lato" w:cs="Lato"/>
-          <w:sz w:val="21"/>
-          <w:szCs w:val="21"/>
-          <w:color w:val="111111"/>
-        </w:rPr>
-        <w:t xml:space="preserve">•</w:t>
-      </w:r>
-      <w:r>
-        <w:rPr>
-          <w:rFonts w:ascii="Lato" w:hAnsi="Lato" w:cs="Lato"/>
-          <w:sz w:val="21"/>
-          <w:szCs w:val="21"/>
-          <w:color w:val="111111"/>
-        </w:rPr>
-        <w:t xml:space="preserve">  </w:t>
-      </w:r>
-      <w:r>
-        <w:rPr>
-          <w:rFonts w:ascii="Lato" w:hAnsi="Lato" w:cs="Lato"/>
-          <w:sz w:val="21"/>
-          <w:szCs w:val="21"/>
-          <w:color w:val="111111"/>
-        </w:rPr>
-        <w:t xml:space="preserve">Parallelized data labeling across 64 AWS Step Functions lanes, with a failure circuit breaker to detect incomplete runs.</w:t>
+        <w:t xml:space="preserve">Own a full-stack TypeScript platform end to end: a 14-page Nuxt 4 frontend over a 10-module NestJS API sharing one typed contract, with 4,845 tests across 347k lines in 12 workspace packages.</w:t>
+      </w:r>
+    </w:p>
+    <w:p>
+      <w:pPr>
+        <w:spacing w:before="0" w:after="10" w:line="248" w:lineRule="exact"/>
+        <w:ind w:left="200" w:hanging="200"/>
+      </w:pPr>
+      <w:r>
+        <w:rPr>
+          <w:rFonts w:ascii="Lato" w:hAnsi="Lato" w:cs="Lato"/>
+          <w:sz w:val="21"/>
+          <w:szCs w:val="21"/>
+          <w:color w:val="111111"/>
+        </w:rPr>
+        <w:t xml:space="preserve">•</w:t>
+      </w:r>
+      <w:r>
+        <w:rPr>
+          <w:rFonts w:ascii="Lato" w:hAnsi="Lato" w:cs="Lato"/>
+          <w:sz w:val="21"/>
+          <w:szCs w:val="21"/>
+          <w:color w:val="111111"/>
+        </w:rPr>
+        <w:t xml:space="preserve">  </w:t>
+      </w:r>
+      <w:r>
+        <w:rPr>
+          <w:rFonts w:ascii="Lato" w:hAnsi="Lato" w:cs="Lato"/>
+          <w:sz w:val="21"/>
+          <w:szCs w:val="21"/>
+          <w:color w:val="111111"/>
+        </w:rPr>
+        <w:t xml:space="preserve">Shipped an AI chart builder: readers ask in plain English, get a Vega-Lite chart, then edit it with sort, stack, top-N, filters and undo/redo; every chart also ships an accessible data table and alt text.</w:t>
+      </w:r>
+    </w:p>
+    <w:p>
+      <w:pPr>
+        <w:spacing w:before="0" w:after="10" w:line="248" w:lineRule="exact"/>
+        <w:ind w:left="200" w:hanging="200"/>
+      </w:pPr>
+      <w:r>
+        <w:rPr>
+          <w:rFonts w:ascii="Lato" w:hAnsi="Lato" w:cs="Lato"/>
+          <w:sz w:val="21"/>
+          <w:szCs w:val="21"/>
+          <w:color w:val="111111"/>
+        </w:rPr>
+        <w:t xml:space="preserve">•</w:t>
+      </w:r>
+      <w:r>
+        <w:rPr>
+          <w:rFonts w:ascii="Lato" w:hAnsi="Lato" w:cs="Lato"/>
+          <w:sz w:val="21"/>
+          <w:szCs w:val="21"/>
+          <w:color w:val="111111"/>
+        </w:rPr>
+        <w:t xml:space="preserve">  </w:t>
+      </w:r>
+      <w:r>
+        <w:rPr>
+          <w:rFonts w:ascii="Lato" w:hAnsi="Lato" w:cs="Lato"/>
+          <w:sz w:val="21"/>
+          <w:szCs w:val="21"/>
+          <w:color w:val="111111"/>
+        </w:rPr>
+        <w:t xml:space="preserve">Built EdSpace in two days for the EdPlus hackathon: a live office map with room booking, desk claiming, walking routes and 3D desks, shown to leadership up to the CEO and going live for 500+ people.</w:t>
       </w:r>
     </w:p>
     <w:p>
@@ -501,39 +468,6 @@
           <w:szCs w:val="21"/>
           <w:color w:val="111111"/>
         </w:rPr>
-        <w:t xml:space="preserve">Scaled ingestion to 70,000+ records daily from 650+ venues using Playwright, transactional locking and entity resolution.</w:t>
-      </w:r>
-    </w:p>
-    <w:p>
-      <w:pPr>
-        <w:spacing w:before="0" w:after="10" w:line="248" w:lineRule="exact"/>
-        <w:ind w:left="200" w:hanging="200"/>
-      </w:pPr>
-      <w:r>
-        <w:rPr>
-          <w:rFonts w:ascii="Lato" w:hAnsi="Lato" w:cs="Lato"/>
-          <w:sz w:val="21"/>
-          <w:szCs w:val="21"/>
-          <w:color w:val="111111"/>
-        </w:rPr>
-        <w:t xml:space="preserve">•</w:t>
-      </w:r>
-      <w:r>
-        <w:rPr>
-          <w:rFonts w:ascii="Lato" w:hAnsi="Lato" w:cs="Lato"/>
-          <w:sz w:val="21"/>
-          <w:szCs w:val="21"/>
-          <w:color w:val="111111"/>
-        </w:rPr>
-        <w:t xml:space="preserve">  </w:t>
-      </w:r>
-      <w:r>
-        <w:rPr>
-          <w:rFonts w:ascii="Lato" w:hAnsi="Lato" w:cs="Lato"/>
-          <w:sz w:val="21"/>
-          <w:szCs w:val="21"/>
-          <w:color w:val="111111"/>
-        </w:rPr>
         <w:t xml:space="preserve">Consolidated a 14-Cloud-Function backend into a checkpointed Python/LangGraph workflow on GCP Cloud Run, reducing production service dependencies 64%.</w:t>
       </w:r>
     </w:p>
@@ -697,40 +631,7 @@
           <w:szCs w:val="21"/>
           <w:color w:val="111111"/>
         </w:rPr>
-        <w:t xml:space="preserve">Implemented tenant isolation in retrieval services and configuration-based onboarding for additional colleges.</w:t>
-      </w:r>
-    </w:p>
-    <w:p>
-      <w:pPr>
-        <w:spacing w:before="0" w:after="10" w:line="248" w:lineRule="exact"/>
-        <w:ind w:left="200" w:hanging="200"/>
-      </w:pPr>
-      <w:r>
-        <w:rPr>
-          <w:rFonts w:ascii="Lato" w:hAnsi="Lato" w:cs="Lato"/>
-          <w:sz w:val="21"/>
-          <w:szCs w:val="21"/>
-          <w:color w:val="111111"/>
-        </w:rPr>
-        <w:t xml:space="preserve">•</w:t>
-      </w:r>
-      <w:r>
-        <w:rPr>
-          <w:rFonts w:ascii="Lato" w:hAnsi="Lato" w:cs="Lato"/>
-          <w:sz w:val="21"/>
-          <w:szCs w:val="21"/>
-          <w:color w:val="111111"/>
-        </w:rPr>
-        <w:t xml:space="preserve">  </w:t>
-      </w:r>
-      <w:r>
-        <w:rPr>
-          <w:rFonts w:ascii="Lato" w:hAnsi="Lato" w:cs="Lato"/>
-          <w:sz w:val="21"/>
-          <w:szCs w:val="21"/>
-          <w:color w:val="111111"/>
-        </w:rPr>
-        <w:t xml:space="preserve">Cut transcript-analysis time from four hours to 15 minutes with a Neo4j knowledge graph and schema-validated, LLM-generated Cypher queries.</w:t>
+        <w:t xml:space="preserve">Built REST APIs and SQL-backed admin tools for ASU Online quiz platforms and question banks, with schema-level invariants protecting assessment integrity.</w:t>
       </w:r>
     </w:p>
     <w:p>
@@ -957,73 +858,40 @@
           <w:szCs w:val="21"/>
           <w:color w:val="111111"/>
         </w:rPr>
+        <w:t xml:space="preserve">Built React and Redux apps with normalized client state and typed REST integration, raising measured UX scores 40%.</w:t>
+      </w:r>
+    </w:p>
+    <w:p>
+      <w:pPr>
+        <w:spacing w:before="0" w:after="10" w:line="248" w:lineRule="exact"/>
+        <w:ind w:left="200" w:hanging="200"/>
+      </w:pPr>
+      <w:r>
+        <w:rPr>
+          <w:rFonts w:ascii="Lato" w:hAnsi="Lato" w:cs="Lato"/>
+          <w:sz w:val="21"/>
+          <w:szCs w:val="21"/>
+          <w:color w:val="111111"/>
+        </w:rPr>
+        <w:t xml:space="preserve">•</w:t>
+      </w:r>
+      <w:r>
+        <w:rPr>
+          <w:rFonts w:ascii="Lato" w:hAnsi="Lato" w:cs="Lato"/>
+          <w:sz w:val="21"/>
+          <w:szCs w:val="21"/>
+          <w:color w:val="111111"/>
+        </w:rPr>
+        <w:t xml:space="preserve">  </w:t>
+      </w:r>
+      <w:r>
+        <w:rPr>
+          <w:rFonts w:ascii="Lato" w:hAnsi="Lato" w:cs="Lato"/>
+          <w:sz w:val="21"/>
+          <w:szCs w:val="21"/>
+          <w:color w:val="111111"/>
+        </w:rPr>
         <w:t xml:space="preserve">Migrated a C#/.NET monolith to Dockerized Kubernetes microservices, reducing infrastructure cost 20% and resource footprint 35%.</w:t>
-      </w:r>
-    </w:p>
-    <w:p>
-      <w:pPr>
-        <w:spacing w:before="0" w:after="10" w:line="248" w:lineRule="exact"/>
-        <w:ind w:left="200" w:hanging="200"/>
-      </w:pPr>
-      <w:r>
-        <w:rPr>
-          <w:rFonts w:ascii="Lato" w:hAnsi="Lato" w:cs="Lato"/>
-          <w:sz w:val="21"/>
-          <w:szCs w:val="21"/>
-          <w:color w:val="111111"/>
-        </w:rPr>
-        <w:t xml:space="preserve">•</w:t>
-      </w:r>
-      <w:r>
-        <w:rPr>
-          <w:rFonts w:ascii="Lato" w:hAnsi="Lato" w:cs="Lato"/>
-          <w:sz w:val="21"/>
-          <w:szCs w:val="21"/>
-          <w:color w:val="111111"/>
-        </w:rPr>
-        <w:t xml:space="preserve">  </w:t>
-      </w:r>
-      <w:r>
-        <w:rPr>
-          <w:rFonts w:ascii="Lato" w:hAnsi="Lato" w:cs="Lato"/>
-          <w:sz w:val="21"/>
-          <w:szCs w:val="21"/>
-          <w:color w:val="111111"/>
-        </w:rPr>
-        <w:t xml:space="preserve">Reduced deployment time 70% and production incidents 40% through containerized CI/CD and SonarQube quality gates.</w:t>
-      </w:r>
-    </w:p>
-    <w:p>
-      <w:pPr>
-        <w:spacing w:before="0" w:after="10" w:line="248" w:lineRule="exact"/>
-        <w:ind w:left="200" w:hanging="200"/>
-      </w:pPr>
-      <w:r>
-        <w:rPr>
-          <w:rFonts w:ascii="Lato" w:hAnsi="Lato" w:cs="Lato"/>
-          <w:sz w:val="21"/>
-          <w:szCs w:val="21"/>
-          <w:color w:val="111111"/>
-        </w:rPr>
-        <w:t xml:space="preserve">•</w:t>
-      </w:r>
-      <w:r>
-        <w:rPr>
-          <w:rFonts w:ascii="Lato" w:hAnsi="Lato" w:cs="Lato"/>
-          <w:sz w:val="21"/>
-          <w:szCs w:val="21"/>
-          <w:color w:val="111111"/>
-        </w:rPr>
-        <w:t xml:space="preserve">  </w:t>
-      </w:r>
-      <w:r>
-        <w:rPr>
-          <w:rFonts w:ascii="Lato" w:hAnsi="Lato" w:cs="Lato"/>
-          <w:sz w:val="21"/>
-          <w:szCs w:val="21"/>
-          <w:color w:val="111111"/>
-        </w:rPr>
-        <w:t xml:space="preserve">Built a Redis-backed desk-booking service used across 300+ offices at Fortune 500 companies.</w:t>
       </w:r>
     </w:p>
     <w:p>
@@ -1042,6 +910,90 @@
           <w:b/>
           <w:color w:val="111111"/>
         </w:rPr>
+        <w:t xml:space="preserve">PROJECTS</w:t>
+      </w:r>
+    </w:p>
+    <w:p>
+      <w:pPr>
+        <w:keepNext/>
+        <w:tabs>
+          <w:tab w:val="right" w:pos="10656"/>
+        </w:tabs>
+        <w:spacing w:before="60" w:after="0" w:line="248" w:lineRule="exact"/>
+      </w:pPr>
+      <w:r>
+        <w:rPr>
+          <w:rFonts w:ascii="Lato" w:hAnsi="Lato" w:cs="Lato"/>
+          <w:sz w:val="21"/>
+          <w:szCs w:val="21"/>
+          <w:b/>
+          <w:color w:val="111111"/>
+        </w:rPr>
+        <w:t xml:space="preserve">PrismSplit</w:t>
+      </w:r>
+      <w:r>
+        <w:tab/>
+      </w:r>
+      <w:r>
+        <w:rPr>
+          <w:rFonts w:ascii="Lato" w:hAnsi="Lato" w:cs="Lato"/>
+          <w:sz w:val="21"/>
+          <w:szCs w:val="21"/>
+          <w:b/>
+          <w:color w:val="111111"/>
+        </w:rPr>
+        <w:t xml:space="preserve">2025 - Present</w:t>
+      </w:r>
+    </w:p>
+    <w:p>
+      <w:pPr>
+        <w:spacing w:before="0" w:after="10" w:line="248" w:lineRule="exact"/>
+        <w:ind w:left="200" w:hanging="200"/>
+      </w:pPr>
+      <w:r>
+        <w:rPr>
+          <w:rFonts w:ascii="Lato" w:hAnsi="Lato" w:cs="Lato"/>
+          <w:sz w:val="21"/>
+          <w:szCs w:val="21"/>
+          <w:color w:val="111111"/>
+        </w:rPr>
+        <w:t xml:space="preserve">•</w:t>
+      </w:r>
+      <w:r>
+        <w:rPr>
+          <w:rFonts w:ascii="Lato" w:hAnsi="Lato" w:cs="Lato"/>
+          <w:sz w:val="21"/>
+          <w:szCs w:val="21"/>
+          <w:color w:val="111111"/>
+        </w:rPr>
+        <w:t xml:space="preserve">  </w:t>
+      </w:r>
+      <w:r>
+        <w:rPr>
+          <w:rFonts w:ascii="Lato" w:hAnsi="Lato" w:cs="Lato"/>
+          <w:sz w:val="21"/>
+          <w:szCs w:val="21"/>
+          <w:color w:val="111111"/>
+        </w:rPr>
+        <w:t xml:space="preserve">Built a TypeScript/React Native expense app with transactional PostgreSQL billing and settlement, integer-cent accounting and offline write persistence.</w:t>
+      </w:r>
+    </w:p>
+    <w:p>
+      <w:pPr>
+        <w:keepNext/>
+        <w:pBdr>
+          <w:bottom w:val="single" w:sz="4" w:space="1" w:color="999999"/>
+        </w:pBdr>
+        <w:spacing w:before="120" w:after="40" w:line="240" w:lineRule="auto"/>
+      </w:pPr>
+      <w:r>
+        <w:rPr>
+          <w:rFonts w:ascii="Lato" w:hAnsi="Lato" w:cs="Lato"/>
+          <w:sz w:val="22"/>
+          <w:szCs w:val="22"/>
+          <w:b/>
+          <w:color w:val="111111"/>
+        </w:rPr>
         <w:t xml:space="preserve">TECHNICAL SKILLS</w:t>
       </w:r>
     </w:p>
@@ -1066,55 +1018,79 @@
           <w:szCs w:val="21"/>
           <w:color w:val="111111"/>
         </w:rPr>
-        <w:t xml:space="preserve">Python, TypeScript, JavaScript, SQL, C#</w:t>
-      </w:r>
-    </w:p>
-    <w:p>
-      <w:pPr>
-        <w:spacing w:before="0" w:after="10" w:line="248" w:lineRule="exact"/>
-      </w:pPr>
-      <w:r>
-        <w:rPr>
-          <w:rFonts w:ascii="Lato" w:hAnsi="Lato" w:cs="Lato"/>
-          <w:sz w:val="21"/>
-          <w:szCs w:val="21"/>
-          <w:b/>
-          <w:color w:val="111111"/>
-        </w:rPr>
-        <w:t xml:space="preserve">Web &amp; Data: </w:t>
-      </w:r>
-      <w:r>
-        <w:rPr>
-          <w:rFonts w:ascii="Lato" w:hAnsi="Lato" w:cs="Lato"/>
-          <w:sz w:val="21"/>
-          <w:szCs w:val="21"/>
-          <w:color w:val="111111"/>
-        </w:rPr>
-        <w:t xml:space="preserve">React, Nuxt, NestJS, FastAPI, .NET, PostgreSQL, Redis</w:t>
-      </w:r>
-    </w:p>
-    <w:p>
-      <w:pPr>
-        <w:spacing w:before="0" w:after="10" w:line="248" w:lineRule="exact"/>
-      </w:pPr>
-      <w:r>
-        <w:rPr>
-          <w:rFonts w:ascii="Lato" w:hAnsi="Lato" w:cs="Lato"/>
-          <w:sz w:val="21"/>
-          <w:szCs w:val="21"/>
-          <w:b/>
-          <w:color w:val="111111"/>
-        </w:rPr>
-        <w:t xml:space="preserve">Cloud &amp; Quality: </w:t>
-      </w:r>
-      <w:r>
-        <w:rPr>
-          <w:rFonts w:ascii="Lato" w:hAnsi="Lato" w:cs="Lato"/>
-          <w:sz w:val="21"/>
-          <w:szCs w:val="21"/>
-          <w:color w:val="111111"/>
-        </w:rPr>
-        <w:t xml:space="preserve">AWS, GCP, Docker, Kubernetes, CI/CD, pytest, Jest</w:t>
+        <w:t xml:space="preserve">TypeScript, JavaScript, Python, SQL, C#</w:t>
+      </w:r>
+    </w:p>
+    <w:p>
+      <w:pPr>
+        <w:spacing w:before="0" w:after="10" w:line="248" w:lineRule="exact"/>
+      </w:pPr>
+      <w:r>
+        <w:rPr>
+          <w:rFonts w:ascii="Lato" w:hAnsi="Lato" w:cs="Lato"/>
+          <w:sz w:val="21"/>
+          <w:szCs w:val="21"/>
+          <w:b/>
+          <w:color w:val="111111"/>
+        </w:rPr>
+        <w:t xml:space="preserve">Frontend: </w:t>
+      </w:r>
+      <w:r>
+        <w:rPr>
+          <w:rFonts w:ascii="Lato" w:hAnsi="Lato" w:cs="Lato"/>
+          <w:sz w:val="21"/>
+          <w:szCs w:val="21"/>
+          <w:color w:val="111111"/>
+        </w:rPr>
+        <w:t xml:space="preserve">React, Next.js, Vue/Nuxt, React Native, Redux, Material UI, Vega-Lite</w:t>
+      </w:r>
+    </w:p>
+    <w:p>
+      <w:pPr>
+        <w:spacing w:before="0" w:after="10" w:line="248" w:lineRule="exact"/>
+      </w:pPr>
+      <w:r>
+        <w:rPr>
+          <w:rFonts w:ascii="Lato" w:hAnsi="Lato" w:cs="Lato"/>
+          <w:sz w:val="21"/>
+          <w:szCs w:val="21"/>
+          <w:b/>
+          <w:color w:val="111111"/>
+        </w:rPr>
+        <w:t xml:space="preserve">Backend &amp; Data: </w:t>
+      </w:r>
+      <w:r>
+        <w:rPr>
+          <w:rFonts w:ascii="Lato" w:hAnsi="Lato" w:cs="Lato"/>
+          <w:sz w:val="21"/>
+          <w:szCs w:val="21"/>
+          <w:color w:val="111111"/>
+        </w:rPr>
+        <w:t xml:space="preserve">Node.js, NestJS, FastAPI, Express, .NET, REST, WebSockets, PostgreSQL, Redis, DuckDB</w:t>
+      </w:r>
+    </w:p>
+    <w:p>
+      <w:pPr>
+        <w:spacing w:before="0" w:after="10" w:line="248" w:lineRule="exact"/>
+      </w:pPr>
+      <w:r>
+        <w:rPr>
+          <w:rFonts w:ascii="Lato" w:hAnsi="Lato" w:cs="Lato"/>
+          <w:sz w:val="21"/>
+          <w:szCs w:val="21"/>
+          <w:b/>
+          <w:color w:val="111111"/>
+        </w:rPr>
+        <w:t xml:space="preserve">Cloud &amp; Testing: </w:t>
+      </w:r>
+      <w:r>
+        <w:rPr>
+          <w:rFonts w:ascii="Lato" w:hAnsi="Lato" w:cs="Lato"/>
+          <w:sz w:val="21"/>
+          <w:szCs w:val="21"/>
+          <w:color w:val="111111"/>
+        </w:rPr>
+        <w:t xml:space="preserve">AWS, GCP Cloud Run, Docker, Kubernetes, CI/CD, Vitest, Jest, React Testing Library, pytest</w:t>
       </w:r>
     </w:p>
     <w:p>

--- a/public/Archit_Agrawal_Resume.docx
+++ b/public/Archit_Agrawal_Resume.docx
@@ -310,6 +310,70 @@
     </w:p>
     <w:p>
       <w:pPr>
+        <w:keepNext/>
+        <w:tabs>
+          <w:tab w:val="right" w:pos="10656"/>
+        </w:tabs>
+        <w:spacing w:before="60" w:after="0" w:line="248" w:lineRule="exact"/>
+      </w:pPr>
+      <w:r>
+        <w:rPr>
+          <w:rFonts w:ascii="Lato" w:hAnsi="Lato" w:cs="Lato"/>
+          <w:sz w:val="21"/>
+          <w:szCs w:val="21"/>
+          <w:b/>
+          <w:color w:val="111111"/>
+        </w:rPr>
+        <w:t xml:space="preserve">MyStage Music Inc.</w:t>
+      </w:r>
+      <w:r>
+        <w:tab/>
+      </w:r>
+      <w:r>
+        <w:rPr>
+          <w:rFonts w:ascii="Lato" w:hAnsi="Lato" w:cs="Lato"/>
+          <w:sz w:val="21"/>
+          <w:szCs w:val="21"/>
+          <w:b/>
+          <w:color w:val="111111"/>
+        </w:rPr>
+        <w:t xml:space="preserve">03/2025 - 06/2026</w:t>
+      </w:r>
+    </w:p>
+    <w:p>
+      <w:pPr>
+        <w:keepNext/>
+        <w:tabs>
+          <w:tab w:val="right" w:pos="10656"/>
+        </w:tabs>
+        <w:spacing w:before="0" w:after="10" w:line="248" w:lineRule="exact"/>
+      </w:pPr>
+      <w:r>
+        <w:rPr>
+          <w:rFonts w:ascii="Lato" w:hAnsi="Lato" w:cs="Lato"/>
+          <w:sz w:val="21"/>
+          <w:szCs w:val="21"/>
+          <w:i/>
+          <w:color w:val="111111"/>
+        </w:rPr>
+        <w:t xml:space="preserve">Founding AI/ML Engineer</w:t>
+      </w:r>
+      <w:r>
+        <w:tab/>
+      </w:r>
+      <w:r>
+        <w:rPr>
+          <w:rFonts w:ascii="Lato" w:hAnsi="Lato" w:cs="Lato"/>
+          <w:sz w:val="21"/>
+          <w:szCs w:val="21"/>
+          <w:i/>
+          <w:color w:val="111111"/>
+        </w:rPr>
+        <w:t xml:space="preserve">Remote</w:t>
+      </w:r>
+    </w:p>
+    <w:p>
+      <w:pPr>
         <w:spacing w:before="0" w:after="10" w:line="248" w:lineRule="exact"/>
         <w:ind w:left="200" w:hanging="200"/>
       </w:pPr>
@@ -338,7 +402,40 @@
           <w:szCs w:val="21"/>
           <w:color w:val="111111"/>
         </w:rPr>
-        <w:t xml:space="preserve">Accelerated publishing of a 51,280-respondent survey from 19 minutes to 109 seconds; an independent raw-data audit matched all evaluated figures.</w:t>
+        <w:t xml:space="preserve">Built FastAPI and Algolia search with sub-50 ms latency, real-time Firestore synchronization, 200+ pytest tests and Logfire tracing.</w:t>
+      </w:r>
+    </w:p>
+    <w:p>
+      <w:pPr>
+        <w:spacing w:before="0" w:after="10" w:line="248" w:lineRule="exact"/>
+        <w:ind w:left="200" w:hanging="200"/>
+      </w:pPr>
+      <w:r>
+        <w:rPr>
+          <w:rFonts w:ascii="Lato" w:hAnsi="Lato" w:cs="Lato"/>
+          <w:sz w:val="21"/>
+          <w:szCs w:val="21"/>
+          <w:color w:val="111111"/>
+        </w:rPr>
+        <w:t xml:space="preserve">•</w:t>
+      </w:r>
+      <w:r>
+        <w:rPr>
+          <w:rFonts w:ascii="Lato" w:hAnsi="Lato" w:cs="Lato"/>
+          <w:sz w:val="21"/>
+          <w:szCs w:val="21"/>
+          <w:color w:val="111111"/>
+        </w:rPr>
+        <w:t xml:space="preserve">  </w:t>
+      </w:r>
+      <w:r>
+        <w:rPr>
+          <w:rFonts w:ascii="Lato" w:hAnsi="Lato" w:cs="Lato"/>
+          <w:sz w:val="21"/>
+          <w:szCs w:val="21"/>
+          <w:color w:val="111111"/>
+        </w:rPr>
+        <w:t xml:space="preserve">Consolidated a 14-Cloud-Function backend into a checkpointed Python/LangGraph workflow on GCP Cloud Run, reducing production service dependencies 64%.</w:t>
       </w:r>
     </w:p>
     <w:p>
@@ -357,52 +454,52 @@
           <w:b/>
           <w:color w:val="111111"/>
         </w:rPr>
-        <w:t xml:space="preserve">MyStage Music Inc.</w:t>
-      </w:r>
-      <w:r>
-        <w:tab/>
-      </w:r>
-      <w:r>
-        <w:rPr>
-          <w:rFonts w:ascii="Lato" w:hAnsi="Lato" w:cs="Lato"/>
-          <w:sz w:val="21"/>
-          <w:szCs w:val="21"/>
-          <w:b/>
-          <w:color w:val="111111"/>
-        </w:rPr>
-        <w:t xml:space="preserve">03/2025 - 06/2026</w:t>
-      </w:r>
-    </w:p>
-    <w:p>
-      <w:pPr>
-        <w:keepNext/>
-        <w:tabs>
-          <w:tab w:val="right" w:pos="10656"/>
-        </w:tabs>
-        <w:spacing w:before="0" w:after="10" w:line="248" w:lineRule="exact"/>
-      </w:pPr>
-      <w:r>
-        <w:rPr>
-          <w:rFonts w:ascii="Lato" w:hAnsi="Lato" w:cs="Lato"/>
-          <w:sz w:val="21"/>
-          <w:szCs w:val="21"/>
-          <w:i/>
-          <w:color w:val="111111"/>
-        </w:rPr>
-        <w:t xml:space="preserve">Founding AI/ML Engineer</w:t>
-      </w:r>
-      <w:r>
-        <w:tab/>
-      </w:r>
-      <w:r>
-        <w:rPr>
-          <w:rFonts w:ascii="Lato" w:hAnsi="Lato" w:cs="Lato"/>
-          <w:sz w:val="21"/>
-          <w:szCs w:val="21"/>
-          <w:i/>
-          <w:color w:val="111111"/>
-        </w:rPr>
-        <w:t xml:space="preserve">Remote</w:t>
+        <w:t xml:space="preserve">EdPlus, Arizona State University</w:t>
+      </w:r>
+      <w:r>
+        <w:tab/>
+      </w:r>
+      <w:r>
+        <w:rPr>
+          <w:rFonts w:ascii="Lato" w:hAnsi="Lato" w:cs="Lato"/>
+          <w:sz w:val="21"/>
+          <w:szCs w:val="21"/>
+          <w:b/>
+          <w:color w:val="111111"/>
+        </w:rPr>
+        <w:t xml:space="preserve">09/2023 - 05/2025</w:t>
+      </w:r>
+    </w:p>
+    <w:p>
+      <w:pPr>
+        <w:keepNext/>
+        <w:tabs>
+          <w:tab w:val="right" w:pos="10656"/>
+        </w:tabs>
+        <w:spacing w:before="0" w:after="10" w:line="248" w:lineRule="exact"/>
+      </w:pPr>
+      <w:r>
+        <w:rPr>
+          <w:rFonts w:ascii="Lato" w:hAnsi="Lato" w:cs="Lato"/>
+          <w:sz w:val="21"/>
+          <w:szCs w:val="21"/>
+          <w:i/>
+          <w:color w:val="111111"/>
+        </w:rPr>
+        <w:t xml:space="preserve">Software Engineer</w:t>
+      </w:r>
+      <w:r>
+        <w:tab/>
+      </w:r>
+      <w:r>
+        <w:rPr>
+          <w:rFonts w:ascii="Lato" w:hAnsi="Lato" w:cs="Lato"/>
+          <w:sz w:val="21"/>
+          <w:szCs w:val="21"/>
+          <w:i/>
+          <w:color w:val="111111"/>
+        </w:rPr>
+        <w:t xml:space="preserve">Phoenix, AZ</w:t>
       </w:r>
     </w:p>
     <w:p>
@@ -435,7 +532,7 @@
           <w:szCs w:val="21"/>
           <w:color w:val="111111"/>
         </w:rPr>
-        <w:t xml:space="preserve">Built FastAPI and Algolia search with sub-50 ms latency, real-time Firestore synchronization, 200+ pytest tests and Logfire tracing.</w:t>
+        <w:t xml:space="preserve">Built a multi-tenant course assistant from React UI to retrieval services, used by 1,000+ faculty creating courses for 60,000+ students.</w:t>
       </w:r>
     </w:p>
     <w:p>
@@ -468,137 +565,7 @@
           <w:szCs w:val="21"/>
           <w:color w:val="111111"/>
         </w:rPr>
-        <w:t xml:space="preserve">Consolidated a 14-Cloud-Function backend into a checkpointed Python/LangGraph workflow on GCP Cloud Run, reducing production service dependencies 64%.</w:t>
-      </w:r>
-    </w:p>
-    <w:p>
-      <w:pPr>
-        <w:keepNext/>
-        <w:tabs>
-          <w:tab w:val="right" w:pos="10656"/>
-        </w:tabs>
-        <w:spacing w:before="60" w:after="0" w:line="248" w:lineRule="exact"/>
-      </w:pPr>
-      <w:r>
-        <w:rPr>
-          <w:rFonts w:ascii="Lato" w:hAnsi="Lato" w:cs="Lato"/>
-          <w:sz w:val="21"/>
-          <w:szCs w:val="21"/>
-          <w:b/>
-          <w:color w:val="111111"/>
-        </w:rPr>
-        <w:t xml:space="preserve">EdPlus, Arizona State University</w:t>
-      </w:r>
-      <w:r>
-        <w:tab/>
-      </w:r>
-      <w:r>
-        <w:rPr>
-          <w:rFonts w:ascii="Lato" w:hAnsi="Lato" w:cs="Lato"/>
-          <w:sz w:val="21"/>
-          <w:szCs w:val="21"/>
-          <w:b/>
-          <w:color w:val="111111"/>
-        </w:rPr>
-        <w:t xml:space="preserve">09/2023 - 05/2025</w:t>
-      </w:r>
-    </w:p>
-    <w:p>
-      <w:pPr>
-        <w:keepNext/>
-        <w:tabs>
-          <w:tab w:val="right" w:pos="10656"/>
-        </w:tabs>
-        <w:spacing w:before="0" w:after="10" w:line="248" w:lineRule="exact"/>
-      </w:pPr>
-      <w:r>
-        <w:rPr>
-          <w:rFonts w:ascii="Lato" w:hAnsi="Lato" w:cs="Lato"/>
-          <w:sz w:val="21"/>
-          <w:szCs w:val="21"/>
-          <w:i/>
-          <w:color w:val="111111"/>
-        </w:rPr>
-        <w:t xml:space="preserve">Software Engineer</w:t>
-      </w:r>
-      <w:r>
-        <w:tab/>
-      </w:r>
-      <w:r>
-        <w:rPr>
-          <w:rFonts w:ascii="Lato" w:hAnsi="Lato" w:cs="Lato"/>
-          <w:sz w:val="21"/>
-          <w:szCs w:val="21"/>
-          <w:i/>
-          <w:color w:val="111111"/>
-        </w:rPr>
-        <w:t xml:space="preserve">Phoenix, AZ</w:t>
-      </w:r>
-    </w:p>
-    <w:p>
-      <w:pPr>
-        <w:spacing w:before="0" w:after="10" w:line="248" w:lineRule="exact"/>
-        <w:ind w:left="200" w:hanging="200"/>
-      </w:pPr>
-      <w:r>
-        <w:rPr>
-          <w:rFonts w:ascii="Lato" w:hAnsi="Lato" w:cs="Lato"/>
-          <w:sz w:val="21"/>
-          <w:szCs w:val="21"/>
-          <w:color w:val="111111"/>
-        </w:rPr>
-        <w:t xml:space="preserve">•</w:t>
-      </w:r>
-      <w:r>
-        <w:rPr>
-          <w:rFonts w:ascii="Lato" w:hAnsi="Lato" w:cs="Lato"/>
-          <w:sz w:val="21"/>
-          <w:szCs w:val="21"/>
-          <w:color w:val="111111"/>
-        </w:rPr>
-        <w:t xml:space="preserve">  </w:t>
-      </w:r>
-      <w:r>
-        <w:rPr>
-          <w:rFonts w:ascii="Lato" w:hAnsi="Lato" w:cs="Lato"/>
-          <w:sz w:val="21"/>
-          <w:szCs w:val="21"/>
-          <w:color w:val="111111"/>
-        </w:rPr>
-        <w:t xml:space="preserve">Built a multi-tenant course assistant from React UI to retrieval services, used by 1,000+ faculty creating courses for 60,000+ students.</w:t>
-      </w:r>
-    </w:p>
-    <w:p>
-      <w:pPr>
-        <w:spacing w:before="0" w:after="10" w:line="248" w:lineRule="exact"/>
-        <w:ind w:left="200" w:hanging="200"/>
-      </w:pPr>
-      <w:r>
-        <w:rPr>
-          <w:rFonts w:ascii="Lato" w:hAnsi="Lato" w:cs="Lato"/>
-          <w:sz w:val="21"/>
-          <w:szCs w:val="21"/>
-          <w:color w:val="111111"/>
-        </w:rPr>
-        <w:t xml:space="preserve">•</w:t>
-      </w:r>
-      <w:r>
-        <w:rPr>
-          <w:rFonts w:ascii="Lato" w:hAnsi="Lato" w:cs="Lato"/>
-          <w:sz w:val="21"/>
-          <w:szCs w:val="21"/>
-          <w:color w:val="111111"/>
-        </w:rPr>
-        <w:t xml:space="preserve">  </w:t>
-      </w:r>
-      <w:r>
-        <w:rPr>
-          <w:rFonts w:ascii="Lato" w:hAnsi="Lato" w:cs="Lato"/>
-          <w:sz w:val="21"/>
-          <w:szCs w:val="21"/>
-          <w:color w:val="111111"/>
-        </w:rPr>
-        <w:t xml:space="preserve">Increased assessment-tool engagement 35% and reduced bounce 20% by building React and Material UI workflows for bulk import, question reuse and revision comparison.</w:t>
+        <w:t xml:space="preserve">Increased assessment-tool engagement 35% and reduced bounce 20% by building responsive React and Material UI workflows for bulk import, question reuse and revision comparison.</w:t>
       </w:r>
     </w:p>
     <w:p>
@@ -929,20 +896,20 @@
           <w:b/>
           <w:color w:val="111111"/>
         </w:rPr>
-        <w:t xml:space="preserve">PrismSplit</w:t>
-      </w:r>
-      <w:r>
-        <w:tab/>
-      </w:r>
-      <w:r>
-        <w:rPr>
-          <w:rFonts w:ascii="Lato" w:hAnsi="Lato" w:cs="Lato"/>
-          <w:sz w:val="21"/>
-          <w:szCs w:val="21"/>
-          <w:b/>
-          <w:color w:val="111111"/>
-        </w:rPr>
-        <w:t xml:space="preserve">2025 - Present</w:t>
+        <w:t xml:space="preserve">Clash Royale Analytics</w:t>
+      </w:r>
+      <w:r>
+        <w:tab/>
+      </w:r>
+      <w:r>
+        <w:rPr>
+          <w:rFonts w:ascii="Lato" w:hAnsi="Lato" w:cs="Lato"/>
+          <w:sz w:val="21"/>
+          <w:szCs w:val="21"/>
+          <w:b/>
+          <w:color w:val="111111"/>
+        </w:rPr>
+        <w:t xml:space="preserve">2025</w:t>
       </w:r>
     </w:p>
     <w:p>
@@ -975,7 +942,7 @@
           <w:szCs w:val="21"/>
           <w:color w:val="111111"/>
         </w:rPr>
-        <w:t xml:space="preserve">Built a TypeScript/React Native expense app with transactional PostgreSQL billing and settlement, integer-cent accounting and offline write persistence.</w:t>
+        <w:t xml:space="preserve">Built a serverless analytics platform on Cloudflare Workers and D1 with Drizzle ORM, fronted by Next.js 16 and React 19 on Vercel, with cross-filtered D3 visualizations.</w:t>
       </w:r>
     </w:p>
     <w:p>
@@ -1018,7 +985,7 @@
           <w:szCs w:val="21"/>
           <w:color w:val="111111"/>
         </w:rPr>
-        <w:t xml:space="preserve">TypeScript, JavaScript, Python, SQL, C#</w:t>
+        <w:t xml:space="preserve">TypeScript, JavaScript, Python, Java, SQL, HTML, CSS</w:t>
       </w:r>
     </w:p>
     <w:p>
@@ -1042,7 +1009,7 @@
           <w:szCs w:val="21"/>
           <w:color w:val="111111"/>
         </w:rPr>
-        <w:t xml:space="preserve">React, Next.js, Vue/Nuxt, React Native, Redux, Material UI, Vega-Lite</w:t>
+        <w:t xml:space="preserve">React, Next.js, Vue/Nuxt, Angular, React Native, Redux, TanStack Query, Tailwind CSS, Material UI, D3</w:t>
       </w:r>
     </w:p>
     <w:p>
@@ -1066,7 +1033,7 @@
           <w:szCs w:val="21"/>
           <w:color w:val="111111"/>
         </w:rPr>
-        <w:t xml:space="preserve">Node.js, NestJS, FastAPI, Express, .NET, REST, WebSockets, PostgreSQL, Redis, DuckDB</w:t>
+        <w:t xml:space="preserve">Node.js, NestJS, Express, FastAPI, Django, REST APIs, WebSockets, PostgreSQL, Redis, Supabase, Firestore</w:t>
       </w:r>
     </w:p>
     <w:p>
@@ -1090,7 +1057,7 @@
           <w:szCs w:val="21"/>
           <w:color w:val="111111"/>
         </w:rPr>
-        <w:t xml:space="preserve">AWS, GCP Cloud Run, Docker, Kubernetes, CI/CD, Vitest, Jest, React Testing Library, pytest</w:t>
+        <w:t xml:space="preserve">AWS, GCP, Vercel, Docker, GitHub Actions, CI/CD, Jest, Vitest, React Testing Library</w:t>
       </w:r>
     </w:p>
     <w:p>
